--- a/nep/docx/56.content.docx
+++ b/nep/docx/56.content.docx
@@ -192,27 +192,14 @@
         <w:rPr>
           <w:lang w:val="ne_NP" w:bidi="ne_NP"/>
         </w:rPr>
-        <w:t>TIT</w:t>
-      </w:r>
-      <w:r>
-        <w:rPr>
-          <w:lang w:val="ne_NP" w:bidi="ne_NP"/>
-        </w:rPr>
-      </w:r>
-    </w:p>
-    <w:p>
-      <w:pPr/>
-      <w:r>
-        <w:rPr>
-          <w:lang w:val="ne_NP" w:bidi="ne_NP"/>
-        </w:rPr>
-      </w:r>
-      <w:r>
-        <w:rPr>
-          <w:i/>
-          <w:lang w:val="ne_NP" w:bidi="ne_NP"/>
-        </w:rPr>
-        <w:t>Titus 1:1, Titus 1:2, Titus 1:3, Titus 1:4, Titus 1:5, Titus 1:6, Titus 1:7, Titus 1:8, Titus 1:9, Titus 1:10, Titus 1:11, Titus 1:12, Titus 1:13, Titus 1:14, Titus 1:15, Titus 1:16, Titus 2:1, Titus 2:2, Titus 2:3, Titus 2:4, Titus 2:5, Titus 2:6, Titus 2:7, Titus 2:8, Titus 2:9, Titus 2:10, Titus 2:11, Titus 2:12, Titus 2:13, Titus 2:14, Titus 2:15, Titus 3:1, Titus 3:2, Titus 3:3, Titus 3:4, Titus 3:5, Titus 3:6, Titus 3:7, Titus 3:8, Titus 3:9, Titus 3:10, Titus 3:11, Titus 3:12, Titus 3:13, Titus 3:14, Titus 3:15</w:t>
+      </w:r>
+    </w:p>
+    <w:p>
+      <w:pPr/>
+      <w:r>
+        <w:rPr>
+          <w:lang w:val="ne_NP" w:bidi="ne_NP"/>
+        </w:rPr>
       </w:r>
       <w:r>
         <w:rPr>
@@ -323,6 +310,591 @@
       </w:r>
     </w:p>
     <w:p>
+      <w:pPr/>
+      <w:r>
+        <w:rPr>
+          <w:lang w:val="ne_NP" w:bidi="ne_NP"/>
+        </w:rPr>
+      </w:r>
+      <w:r>
+        <w:rPr>
+          <w:vertAlign w:val="superscript"/>
+          <w:lang w:val="ne_NP" w:bidi="ne_NP"/>
+        </w:rPr>
+        <w:t>2</w:t>
+      </w:r>
+      <w:r>
+        <w:rPr>
+          <w:lang w:val="ne_NP" w:bidi="ne_NP"/>
+        </w:rPr>
+        <w:t xml:space="preserve"> अनन्त जीवनको आशामा अडिएको त्यो विश्‍वास र ज्ञान, जसलाई झूट नबोल्नुहुने परमेश्‍वरले सनातनदेखि नै प्रतिज्ञा गर्नुभएको थियो।</w:t>
+      </w:r>
+      <w:r>
+        <w:rPr>
+          <w:lang w:val="ne_NP" w:bidi="ne_NP"/>
+        </w:rPr>
+      </w:r>
+      <w:r>
+        <w:rPr>
+          <w:lang w:val="ne_NP" w:bidi="ne_NP"/>
+        </w:rPr>
+      </w:r>
+    </w:p>
+    <w:p>
+      <w:pPr/>
+      <w:r>
+        <w:rPr>
+          <w:lang w:val="ne_NP" w:bidi="ne_NP"/>
+        </w:rPr>
+      </w:r>
+    </w:p>
+    <w:p>
+      <w:pPr/>
+      <w:r>
+        <w:rPr>
+          <w:lang w:val="ne_NP" w:bidi="ne_NP"/>
+        </w:rPr>
+      </w:r>
+      <w:r>
+        <w:rPr>
+          <w:vertAlign w:val="superscript"/>
+          <w:lang w:val="ne_NP" w:bidi="ne_NP"/>
+        </w:rPr>
+        <w:t>3</w:t>
+      </w:r>
+      <w:r>
+        <w:rPr>
+          <w:lang w:val="ne_NP" w:bidi="ne_NP"/>
+        </w:rPr>
+        <w:t xml:space="preserve"> अनि मलाई हाम्रा मुक्तिदाता परमेश्‍वरको आज्ञाद्वारा सुम्पनुभएको प्रचारद्वारा उहाँले आफ्नो वचनलाई तोक्नुभएको समयमा प्रकाशमा ल्याउनुभयो।</w:t>
+      </w:r>
+      <w:r>
+        <w:rPr>
+          <w:lang w:val="ne_NP" w:bidi="ne_NP"/>
+        </w:rPr>
+      </w:r>
+      <w:r>
+        <w:rPr>
+          <w:lang w:val="ne_NP" w:bidi="ne_NP"/>
+        </w:rPr>
+      </w:r>
+    </w:p>
+    <w:p>
+      <w:pPr/>
+      <w:r>
+        <w:rPr>
+          <w:lang w:val="ne_NP" w:bidi="ne_NP"/>
+        </w:rPr>
+      </w:r>
+    </w:p>
+    <w:p>
+      <w:pPr/>
+      <w:r>
+        <w:rPr>
+          <w:lang w:val="ne_NP" w:bidi="ne_NP"/>
+        </w:rPr>
+      </w:r>
+      <w:r>
+        <w:rPr>
+          <w:vertAlign w:val="superscript"/>
+          <w:lang w:val="ne_NP" w:bidi="ne_NP"/>
+        </w:rPr>
+        <w:t>4</w:t>
+      </w:r>
+      <w:r>
+        <w:rPr>
+          <w:lang w:val="ne_NP" w:bidi="ne_NP"/>
+        </w:rPr>
+        <w:t xml:space="preserve"> एउटै विश्‍वासमा भएको मेरो साँचो छोरा तीतसलाई: परमेश्‍वर पिता र हाम्रा मुक्तिदाता ख्रीष्‍ट येशूमा अनुग्रह र शान्ति!</w:t>
+      </w:r>
+      <w:r>
+        <w:rPr>
+          <w:lang w:val="ne_NP" w:bidi="ne_NP"/>
+        </w:rPr>
+      </w:r>
+      <w:r>
+        <w:rPr>
+          <w:lang w:val="ne_NP" w:bidi="ne_NP"/>
+        </w:rPr>
+      </w:r>
+    </w:p>
+    <w:p>
+      <w:pPr/>
+      <w:r>
+        <w:rPr>
+          <w:lang w:val="ne_NP" w:bidi="ne_NP"/>
+        </w:rPr>
+      </w:r>
+    </w:p>
+    <w:p>
+      <w:pPr/>
+      <w:r>
+        <w:rPr>
+          <w:lang w:val="ne_NP" w:bidi="ne_NP"/>
+        </w:rPr>
+      </w:r>
+      <w:r>
+        <w:rPr>
+          <w:vertAlign w:val="superscript"/>
+          <w:lang w:val="ne_NP" w:bidi="ne_NP"/>
+        </w:rPr>
+        <w:t>5</w:t>
+      </w:r>
+      <w:r>
+        <w:rPr>
+          <w:lang w:val="ne_NP" w:bidi="ne_NP"/>
+        </w:rPr>
+        <w:t xml:space="preserve"> मैले तिमीलाई क्रेटमा छोडेको कारणचाहिँ अधुरो कामहरू पूरा गर्न, र मैले तिमीलाई अह्राएबमोजिम प्रत्येक सहरमा मण्डली प्रधानहरू नियुक्त गर्नलाई हो।</w:t>
+      </w:r>
+      <w:r>
+        <w:rPr>
+          <w:lang w:val="ne_NP" w:bidi="ne_NP"/>
+        </w:rPr>
+      </w:r>
+      <w:r>
+        <w:rPr>
+          <w:lang w:val="ne_NP" w:bidi="ne_NP"/>
+        </w:rPr>
+      </w:r>
+    </w:p>
+    <w:p>
+      <w:pPr/>
+      <w:r>
+        <w:rPr>
+          <w:lang w:val="ne_NP" w:bidi="ne_NP"/>
+        </w:rPr>
+      </w:r>
+    </w:p>
+    <w:p>
+      <w:pPr/>
+      <w:r>
+        <w:rPr>
+          <w:lang w:val="ne_NP" w:bidi="ne_NP"/>
+        </w:rPr>
+      </w:r>
+      <w:r>
+        <w:rPr>
+          <w:vertAlign w:val="superscript"/>
+          <w:lang w:val="ne_NP" w:bidi="ne_NP"/>
+        </w:rPr>
+        <w:t>6</w:t>
+      </w:r>
+      <w:r>
+        <w:rPr>
+          <w:lang w:val="ne_NP" w:bidi="ne_NP"/>
+        </w:rPr>
+        <w:t xml:space="preserve"> मण्डलीका प्रधान निर्दोष, एउटै पत्नीका पति, जसका छोराछोरीहरू विश्‍वासयोग्य होऊन्; अनि कामुकता र अनाज्ञाकारिताको दोष नलागेका होऊन्।</w:t>
+      </w:r>
+      <w:r>
+        <w:rPr>
+          <w:lang w:val="ne_NP" w:bidi="ne_NP"/>
+        </w:rPr>
+      </w:r>
+      <w:r>
+        <w:rPr>
+          <w:lang w:val="ne_NP" w:bidi="ne_NP"/>
+        </w:rPr>
+      </w:r>
+    </w:p>
+    <w:p>
+      <w:pPr/>
+      <w:r>
+        <w:rPr>
+          <w:lang w:val="ne_NP" w:bidi="ne_NP"/>
+        </w:rPr>
+      </w:r>
+    </w:p>
+    <w:p>
+      <w:pPr/>
+      <w:r>
+        <w:rPr>
+          <w:lang w:val="ne_NP" w:bidi="ne_NP"/>
+        </w:rPr>
+      </w:r>
+      <w:r>
+        <w:rPr>
+          <w:vertAlign w:val="superscript"/>
+          <w:lang w:val="ne_NP" w:bidi="ne_NP"/>
+        </w:rPr>
+        <w:t>7</w:t>
+      </w:r>
+      <w:r>
+        <w:rPr>
+          <w:lang w:val="ne_NP" w:bidi="ne_NP"/>
+        </w:rPr>
+        <w:t xml:space="preserve"> मण्डली अध्यक्षमाथि परमेश्‍वरको कामको अभिभारा सुम्पिएको हुनाले तिनी निर्दोष, अहङ्कार नगर्ने, चाँडै नरिसाउने, मद्यपान नगर्ने, झगडा नगर्ने, नीच कमाइको लोभ नगर्ने हुनुपर्छ।</w:t>
+      </w:r>
+      <w:r>
+        <w:rPr>
+          <w:lang w:val="ne_NP" w:bidi="ne_NP"/>
+        </w:rPr>
+      </w:r>
+      <w:r>
+        <w:rPr>
+          <w:lang w:val="ne_NP" w:bidi="ne_NP"/>
+        </w:rPr>
+      </w:r>
+    </w:p>
+    <w:p>
+      <w:pPr/>
+      <w:r>
+        <w:rPr>
+          <w:lang w:val="ne_NP" w:bidi="ne_NP"/>
+        </w:rPr>
+      </w:r>
+    </w:p>
+    <w:p>
+      <w:pPr/>
+      <w:r>
+        <w:rPr>
+          <w:lang w:val="ne_NP" w:bidi="ne_NP"/>
+        </w:rPr>
+      </w:r>
+      <w:r>
+        <w:rPr>
+          <w:vertAlign w:val="superscript"/>
+          <w:lang w:val="ne_NP" w:bidi="ne_NP"/>
+        </w:rPr>
+        <w:t>8</w:t>
+      </w:r>
+      <w:r>
+        <w:rPr>
+          <w:lang w:val="ne_NP" w:bidi="ne_NP"/>
+        </w:rPr>
+        <w:t xml:space="preserve"> बरु तिनी पाहुनासत्कार गर्ने, असल मन पराउने, आत्मसंयमी, इमानदार, भक्तिमा लागेको र अनुशासित हुनुपर्छ।</w:t>
+      </w:r>
+      <w:r>
+        <w:rPr>
+          <w:lang w:val="ne_NP" w:bidi="ne_NP"/>
+        </w:rPr>
+      </w:r>
+      <w:r>
+        <w:rPr>
+          <w:lang w:val="ne_NP" w:bidi="ne_NP"/>
+        </w:rPr>
+      </w:r>
+    </w:p>
+    <w:p>
+      <w:pPr/>
+      <w:r>
+        <w:rPr>
+          <w:lang w:val="ne_NP" w:bidi="ne_NP"/>
+        </w:rPr>
+      </w:r>
+    </w:p>
+    <w:p>
+      <w:pPr/>
+      <w:r>
+        <w:rPr>
+          <w:lang w:val="ne_NP" w:bidi="ne_NP"/>
+        </w:rPr>
+      </w:r>
+      <w:r>
+        <w:rPr>
+          <w:vertAlign w:val="superscript"/>
+          <w:lang w:val="ne_NP" w:bidi="ne_NP"/>
+        </w:rPr>
+        <w:t>9</w:t>
+      </w:r>
+      <w:r>
+        <w:rPr>
+          <w:lang w:val="ne_NP" w:bidi="ne_NP"/>
+        </w:rPr>
+        <w:t xml:space="preserve"> तिनलाई सिकाइएका विश्‍वासयोग्य शिक्षामा तिनी दृढ रहून्; ताकि यस शिक्षाले अरूलाई उत्साहित पार्न सकोस् र यसको विरोध गर्नेहरूलाई खण्डन गर्न सकोस्।</w:t>
+      </w:r>
+      <w:r>
+        <w:rPr>
+          <w:lang w:val="ne_NP" w:bidi="ne_NP"/>
+        </w:rPr>
+      </w:r>
+      <w:r>
+        <w:rPr>
+          <w:lang w:val="ne_NP" w:bidi="ne_NP"/>
+        </w:rPr>
+      </w:r>
+    </w:p>
+    <w:p>
+      <w:pPr/>
+      <w:r>
+        <w:rPr>
+          <w:lang w:val="ne_NP" w:bidi="ne_NP"/>
+        </w:rPr>
+      </w:r>
+    </w:p>
+    <w:p>
+      <w:pPr/>
+      <w:r>
+        <w:rPr>
+          <w:lang w:val="ne_NP" w:bidi="ne_NP"/>
+        </w:rPr>
+      </w:r>
+      <w:r>
+        <w:rPr>
+          <w:vertAlign w:val="superscript"/>
+          <w:lang w:val="ne_NP" w:bidi="ne_NP"/>
+        </w:rPr>
+        <w:t>10</w:t>
+      </w:r>
+      <w:r>
+        <w:rPr>
+          <w:lang w:val="ne_NP" w:bidi="ne_NP"/>
+        </w:rPr>
+        <w:t xml:space="preserve"> किनकि धेरै मानिसहरू विद्रोही, अर्थहीन कुरै मात्र गर्ने र छलीहरू हुन्छन्; खासगरी खतनाका समर्थकहरू नै यस्तै हुन्छन्।</w:t>
+      </w:r>
+      <w:r>
+        <w:rPr>
+          <w:lang w:val="ne_NP" w:bidi="ne_NP"/>
+        </w:rPr>
+      </w:r>
+      <w:r>
+        <w:rPr>
+          <w:lang w:val="ne_NP" w:bidi="ne_NP"/>
+        </w:rPr>
+      </w:r>
+    </w:p>
+    <w:p>
+      <w:pPr/>
+      <w:r>
+        <w:rPr>
+          <w:lang w:val="ne_NP" w:bidi="ne_NP"/>
+        </w:rPr>
+      </w:r>
+    </w:p>
+    <w:p>
+      <w:pPr/>
+      <w:r>
+        <w:rPr>
+          <w:lang w:val="ne_NP" w:bidi="ne_NP"/>
+        </w:rPr>
+      </w:r>
+      <w:r>
+        <w:rPr>
+          <w:vertAlign w:val="superscript"/>
+          <w:lang w:val="ne_NP" w:bidi="ne_NP"/>
+        </w:rPr>
+        <w:t>11</w:t>
+      </w:r>
+      <w:r>
+        <w:rPr>
+          <w:lang w:val="ne_NP" w:bidi="ne_NP"/>
+        </w:rPr>
+        <w:t xml:space="preserve"> तिनीहरूले बेइमानीसाथ लाभ उठाउनको लागि गर्न नहुने कुराहरू सिकाइकन सारा परिवारहरूलाई नष्‍ट पारिरहेका हुनाले तिनीहरूलाई चुप गराउनैपर्छ।</w:t>
+      </w:r>
+      <w:r>
+        <w:rPr>
+          <w:lang w:val="ne_NP" w:bidi="ne_NP"/>
+        </w:rPr>
+      </w:r>
+      <w:r>
+        <w:rPr>
+          <w:lang w:val="ne_NP" w:bidi="ne_NP"/>
+        </w:rPr>
+      </w:r>
+    </w:p>
+    <w:p>
+      <w:pPr/>
+      <w:r>
+        <w:rPr>
+          <w:lang w:val="ne_NP" w:bidi="ne_NP"/>
+        </w:rPr>
+      </w:r>
+    </w:p>
+    <w:p>
+      <w:pPr/>
+      <w:r>
+        <w:rPr>
+          <w:lang w:val="ne_NP" w:bidi="ne_NP"/>
+        </w:rPr>
+      </w:r>
+      <w:r>
+        <w:rPr>
+          <w:vertAlign w:val="superscript"/>
+          <w:lang w:val="ne_NP" w:bidi="ne_NP"/>
+        </w:rPr>
+        <w:t>12</w:t>
+      </w:r>
+      <w:r>
+        <w:rPr>
+          <w:lang w:val="ne_NP" w:bidi="ne_NP"/>
+        </w:rPr>
+        <w:t xml:space="preserve"> तिनीहरूका अगमवक्ताहरूमध्ये एक जनाले यसो पनि भनेका छन्, “क्रेट निवासीहरू सधैँ झूटा, दुष्‍ट पशुहरू र अल्छे घिचुवाहरू हुन्।”</w:t>
+      </w:r>
+      <w:r>
+        <w:rPr>
+          <w:lang w:val="ne_NP" w:bidi="ne_NP"/>
+        </w:rPr>
+      </w:r>
+      <w:r>
+        <w:rPr>
+          <w:lang w:val="ne_NP" w:bidi="ne_NP"/>
+        </w:rPr>
+      </w:r>
+    </w:p>
+    <w:p>
+      <w:pPr/>
+      <w:r>
+        <w:rPr>
+          <w:lang w:val="ne_NP" w:bidi="ne_NP"/>
+        </w:rPr>
+      </w:r>
+    </w:p>
+    <w:p>
+      <w:pPr/>
+      <w:r>
+        <w:rPr>
+          <w:lang w:val="ne_NP" w:bidi="ne_NP"/>
+        </w:rPr>
+      </w:r>
+      <w:r>
+        <w:rPr>
+          <w:vertAlign w:val="superscript"/>
+          <w:lang w:val="ne_NP" w:bidi="ne_NP"/>
+        </w:rPr>
+        <w:t>13</w:t>
+      </w:r>
+      <w:r>
+        <w:rPr>
+          <w:lang w:val="ne_NP" w:bidi="ne_NP"/>
+        </w:rPr>
+        <w:t xml:space="preserve"> यो साक्षी साँचो हो। यसकारण तिनीहरूलाई जोडसित हप्काऊ; ताकि तिनीहरू विश्‍वासमा दह्रो बन्‍न सकून्;</w:t>
+      </w:r>
+      <w:r>
+        <w:rPr>
+          <w:lang w:val="ne_NP" w:bidi="ne_NP"/>
+        </w:rPr>
+      </w:r>
+      <w:r>
+        <w:rPr>
+          <w:lang w:val="ne_NP" w:bidi="ne_NP"/>
+        </w:rPr>
+      </w:r>
+    </w:p>
+    <w:p>
+      <w:pPr/>
+      <w:r>
+        <w:rPr>
+          <w:lang w:val="ne_NP" w:bidi="ne_NP"/>
+        </w:rPr>
+      </w:r>
+    </w:p>
+    <w:p>
+      <w:pPr/>
+      <w:r>
+        <w:rPr>
+          <w:lang w:val="ne_NP" w:bidi="ne_NP"/>
+        </w:rPr>
+      </w:r>
+      <w:r>
+        <w:rPr>
+          <w:vertAlign w:val="superscript"/>
+          <w:lang w:val="ne_NP" w:bidi="ne_NP"/>
+        </w:rPr>
+        <w:t>14</w:t>
+      </w:r>
+      <w:r>
+        <w:rPr>
+          <w:lang w:val="ne_NP" w:bidi="ne_NP"/>
+        </w:rPr>
+        <w:t xml:space="preserve"> अनि यहूदी दन्त्यकथाहरूतिर अथवा सत्यतालाई अस्वीकार गर्ने ती मानिसहरूका आज्ञाहरूतिर ध्यानै नदेऊन्।</w:t>
+      </w:r>
+      <w:r>
+        <w:rPr>
+          <w:lang w:val="ne_NP" w:bidi="ne_NP"/>
+        </w:rPr>
+      </w:r>
+      <w:r>
+        <w:rPr>
+          <w:lang w:val="ne_NP" w:bidi="ne_NP"/>
+        </w:rPr>
+      </w:r>
+    </w:p>
+    <w:p>
+      <w:pPr/>
+      <w:r>
+        <w:rPr>
+          <w:lang w:val="ne_NP" w:bidi="ne_NP"/>
+        </w:rPr>
+      </w:r>
+    </w:p>
+    <w:p>
+      <w:pPr/>
+      <w:r>
+        <w:rPr>
+          <w:lang w:val="ne_NP" w:bidi="ne_NP"/>
+        </w:rPr>
+      </w:r>
+      <w:r>
+        <w:rPr>
+          <w:vertAlign w:val="superscript"/>
+          <w:lang w:val="ne_NP" w:bidi="ne_NP"/>
+        </w:rPr>
+        <w:t>15</w:t>
+      </w:r>
+      <w:r>
+        <w:rPr>
+          <w:lang w:val="ne_NP" w:bidi="ne_NP"/>
+        </w:rPr>
+        <w:t xml:space="preserve"> शुद्ध हृदय भएकाहरूका लागि सबै थोकहरू शुद्ध हुन्छन्; तर जो भ्रष्‍ट छन् र विश्‍वास गर्दैनन्, तिनीहरूका लागि केही पनि शुद्ध हुँदैन। वास्तवमा तिनीहरूका मन र विवेक दुवै भ्रष्‍ट भएका हुन्छन्।</w:t>
+      </w:r>
+      <w:r>
+        <w:rPr>
+          <w:lang w:val="ne_NP" w:bidi="ne_NP"/>
+        </w:rPr>
+      </w:r>
+      <w:r>
+        <w:rPr>
+          <w:lang w:val="ne_NP" w:bidi="ne_NP"/>
+        </w:rPr>
+      </w:r>
+    </w:p>
+    <w:p>
+      <w:pPr/>
+      <w:r>
+        <w:rPr>
+          <w:lang w:val="ne_NP" w:bidi="ne_NP"/>
+        </w:rPr>
+      </w:r>
+    </w:p>
+    <w:p>
+      <w:pPr/>
+      <w:r>
+        <w:rPr>
+          <w:lang w:val="ne_NP" w:bidi="ne_NP"/>
+        </w:rPr>
+      </w:r>
+      <w:r>
+        <w:rPr>
+          <w:vertAlign w:val="superscript"/>
+          <w:lang w:val="ne_NP" w:bidi="ne_NP"/>
+        </w:rPr>
+        <w:t>16</w:t>
+      </w:r>
+      <w:r>
+        <w:rPr>
+          <w:lang w:val="ne_NP" w:bidi="ne_NP"/>
+        </w:rPr>
+        <w:t xml:space="preserve"> तिनीहरूले परमेश्‍वरलाई जान्दछौँ भनी दाबी त गर्छन्, तर आफ्ना कामले भने उहाँलाई इन्कार गर्छन्। तिनीहरू घृणित, अटेरी र कुनै असल काम गर्ने योग्यका छैनन्।</w:t>
+      </w:r>
+      <w:r>
+        <w:rPr>
+          <w:lang w:val="ne_NP" w:bidi="ne_NP"/>
+        </w:rPr>
+      </w:r>
+      <w:r>
+        <w:rPr>
+          <w:lang w:val="ne_NP" w:bidi="ne_NP"/>
+        </w:rPr>
+      </w:r>
+    </w:p>
+    <w:p>
+      <w:pPr/>
+      <w:r>
+        <w:rPr>
+          <w:lang w:val="ne_NP" w:bidi="ne_NP"/>
+        </w:rPr>
+      </w:r>
+    </w:p>
+    <w:p>
       <w:pPr>
         <w:pStyle w:val="Heading2"/>
       </w:pPr>
@@ -330,7 +902,7 @@
         <w:rPr>
           <w:lang w:val="ne_NP" w:bidi="ne_NP"/>
         </w:rPr>
-        <w:t>Titus 1:2</w:t>
+        <w:t>Titus 2:1</w:t>
       </w:r>
       <w:r>
         <w:rPr>
@@ -350,13 +922,559 @@
           <w:vertAlign w:val="superscript"/>
           <w:lang w:val="ne_NP" w:bidi="ne_NP"/>
         </w:rPr>
+        <w:t>1</w:t>
+      </w:r>
+      <w:r>
+        <w:rPr>
+          <w:lang w:val="ne_NP" w:bidi="ne_NP"/>
+        </w:rPr>
+        <w:t xml:space="preserve"> तिमीले जे खाँटी शिक्षासित सुहाउँदो छ, त्यही शिक्षाहरू सिकाउनू।</w:t>
+      </w:r>
+      <w:r>
+        <w:rPr>
+          <w:lang w:val="ne_NP" w:bidi="ne_NP"/>
+        </w:rPr>
+      </w:r>
+      <w:r>
+        <w:rPr>
+          <w:lang w:val="ne_NP" w:bidi="ne_NP"/>
+        </w:rPr>
+      </w:r>
+    </w:p>
+    <w:p>
+      <w:pPr/>
+      <w:r>
+        <w:rPr>
+          <w:lang w:val="ne_NP" w:bidi="ne_NP"/>
+        </w:rPr>
+      </w:r>
+    </w:p>
+    <w:p>
+      <w:pPr/>
+      <w:r>
+        <w:rPr>
+          <w:lang w:val="ne_NP" w:bidi="ne_NP"/>
+        </w:rPr>
+      </w:r>
+      <w:r>
+        <w:rPr>
+          <w:vertAlign w:val="superscript"/>
+          <w:lang w:val="ne_NP" w:bidi="ne_NP"/>
+        </w:rPr>
         <w:t>2</w:t>
       </w:r>
       <w:r>
         <w:rPr>
           <w:lang w:val="ne_NP" w:bidi="ne_NP"/>
         </w:rPr>
-        <w:t xml:space="preserve"> अनन्त जीवनको आशामा अडिएको त्यो विश्‍वास र ज्ञान, जसलाई झूट नबोल्नुहुने परमेश्‍वरले सनातनदेखि नै प्रतिज्ञा गर्नुभएको थियो।</w:t>
+        <w:t xml:space="preserve"> वृद्ध मानिसहरूलाई संयमी, आदरका योग्य, आफूलाई अधीनमा राख्न सक्ने, र विश्‍वासमा, प्रेममा र धीरजमा पक्‍का हुन सिकाउनू।</w:t>
+      </w:r>
+      <w:r>
+        <w:rPr>
+          <w:lang w:val="ne_NP" w:bidi="ne_NP"/>
+        </w:rPr>
+      </w:r>
+      <w:r>
+        <w:rPr>
+          <w:lang w:val="ne_NP" w:bidi="ne_NP"/>
+        </w:rPr>
+      </w:r>
+    </w:p>
+    <w:p>
+      <w:pPr/>
+      <w:r>
+        <w:rPr>
+          <w:lang w:val="ne_NP" w:bidi="ne_NP"/>
+        </w:rPr>
+      </w:r>
+    </w:p>
+    <w:p>
+      <w:pPr/>
+      <w:r>
+        <w:rPr>
+          <w:lang w:val="ne_NP" w:bidi="ne_NP"/>
+        </w:rPr>
+      </w:r>
+      <w:r>
+        <w:rPr>
+          <w:vertAlign w:val="superscript"/>
+          <w:lang w:val="ne_NP" w:bidi="ne_NP"/>
+        </w:rPr>
+        <w:t>3</w:t>
+      </w:r>
+      <w:r>
+        <w:rPr>
+          <w:lang w:val="ne_NP" w:bidi="ne_NP"/>
+        </w:rPr>
+        <w:t xml:space="preserve"> त्यसरी नै वृद्ध स्त्रीहरूलाई जीवनका चालहरूमा आदरणीय, निन्दा नगर्ने, मद्यपान नगर्ने, बरु तिनीहरूले अरूहरूलाई असल कुराहरू सिकाउने होऊन्।</w:t>
+      </w:r>
+      <w:r>
+        <w:rPr>
+          <w:lang w:val="ne_NP" w:bidi="ne_NP"/>
+        </w:rPr>
+      </w:r>
+      <w:r>
+        <w:rPr>
+          <w:lang w:val="ne_NP" w:bidi="ne_NP"/>
+        </w:rPr>
+      </w:r>
+    </w:p>
+    <w:p>
+      <w:pPr/>
+      <w:r>
+        <w:rPr>
+          <w:lang w:val="ne_NP" w:bidi="ne_NP"/>
+        </w:rPr>
+      </w:r>
+    </w:p>
+    <w:p>
+      <w:pPr/>
+      <w:r>
+        <w:rPr>
+          <w:lang w:val="ne_NP" w:bidi="ne_NP"/>
+        </w:rPr>
+      </w:r>
+      <w:r>
+        <w:rPr>
+          <w:vertAlign w:val="superscript"/>
+          <w:lang w:val="ne_NP" w:bidi="ne_NP"/>
+        </w:rPr>
+        <w:t>4</w:t>
+      </w:r>
+      <w:r>
+        <w:rPr>
+          <w:lang w:val="ne_NP" w:bidi="ne_NP"/>
+        </w:rPr>
+        <w:t xml:space="preserve"> तब तिनीहरूले तरुणी स्त्रीहरूलाई तिनीहरूका पतिहरू र छोराछोरीहरूलाई प्रेम गर्न,</w:t>
+      </w:r>
+      <w:r>
+        <w:rPr>
+          <w:lang w:val="ne_NP" w:bidi="ne_NP"/>
+        </w:rPr>
+      </w:r>
+      <w:r>
+        <w:rPr>
+          <w:lang w:val="ne_NP" w:bidi="ne_NP"/>
+        </w:rPr>
+      </w:r>
+    </w:p>
+    <w:p>
+      <w:pPr/>
+      <w:r>
+        <w:rPr>
+          <w:lang w:val="ne_NP" w:bidi="ne_NP"/>
+        </w:rPr>
+      </w:r>
+    </w:p>
+    <w:p>
+      <w:pPr/>
+      <w:r>
+        <w:rPr>
+          <w:lang w:val="ne_NP" w:bidi="ne_NP"/>
+        </w:rPr>
+      </w:r>
+      <w:r>
+        <w:rPr>
+          <w:vertAlign w:val="superscript"/>
+          <w:lang w:val="ne_NP" w:bidi="ne_NP"/>
+        </w:rPr>
+        <w:t>5</w:t>
+      </w:r>
+      <w:r>
+        <w:rPr>
+          <w:lang w:val="ne_NP" w:bidi="ne_NP"/>
+        </w:rPr>
+        <w:t xml:space="preserve"> आत्मसंयमी र शुद्ध हुन, घरमा व्यस्त रहन, दयालु हुन र आ-आफ्ना पतिहरूका अधीनमा बस्‍न सिकाऊन्, ताकि कसैले पनि परमेश्‍वरको वचनको निन्दा गर्न नपाओस्।</w:t>
+      </w:r>
+      <w:r>
+        <w:rPr>
+          <w:lang w:val="ne_NP" w:bidi="ne_NP"/>
+        </w:rPr>
+      </w:r>
+      <w:r>
+        <w:rPr>
+          <w:lang w:val="ne_NP" w:bidi="ne_NP"/>
+        </w:rPr>
+      </w:r>
+    </w:p>
+    <w:p>
+      <w:pPr/>
+      <w:r>
+        <w:rPr>
+          <w:lang w:val="ne_NP" w:bidi="ne_NP"/>
+        </w:rPr>
+      </w:r>
+    </w:p>
+    <w:p>
+      <w:pPr/>
+      <w:r>
+        <w:rPr>
+          <w:lang w:val="ne_NP" w:bidi="ne_NP"/>
+        </w:rPr>
+      </w:r>
+      <w:r>
+        <w:rPr>
+          <w:vertAlign w:val="superscript"/>
+          <w:lang w:val="ne_NP" w:bidi="ne_NP"/>
+        </w:rPr>
+        <w:t>6</w:t>
+      </w:r>
+      <w:r>
+        <w:rPr>
+          <w:lang w:val="ne_NP" w:bidi="ne_NP"/>
+        </w:rPr>
+        <w:t xml:space="preserve"> त्यसरी नै जवान मानिसहरूलाई पनि आत्मसंयमी हुन उत्साह देऊ।</w:t>
+      </w:r>
+      <w:r>
+        <w:rPr>
+          <w:lang w:val="ne_NP" w:bidi="ne_NP"/>
+        </w:rPr>
+      </w:r>
+      <w:r>
+        <w:rPr>
+          <w:lang w:val="ne_NP" w:bidi="ne_NP"/>
+        </w:rPr>
+      </w:r>
+    </w:p>
+    <w:p>
+      <w:pPr/>
+      <w:r>
+        <w:rPr>
+          <w:lang w:val="ne_NP" w:bidi="ne_NP"/>
+        </w:rPr>
+      </w:r>
+    </w:p>
+    <w:p>
+      <w:pPr/>
+      <w:r>
+        <w:rPr>
+          <w:lang w:val="ne_NP" w:bidi="ne_NP"/>
+        </w:rPr>
+      </w:r>
+      <w:r>
+        <w:rPr>
+          <w:vertAlign w:val="superscript"/>
+          <w:lang w:val="ne_NP" w:bidi="ne_NP"/>
+        </w:rPr>
+        <w:t>7</w:t>
+      </w:r>
+      <w:r>
+        <w:rPr>
+          <w:lang w:val="ne_NP" w:bidi="ne_NP"/>
+        </w:rPr>
+        <w:t xml:space="preserve"> जे असल छ, सो गरेर हरेक कुरामा तिनीहरूलाई उदाहरण देखाइदेऊ। तिम्रो शिक्षामा इमानदारीता, गम्भीरता देखाऊ।</w:t>
+      </w:r>
+      <w:r>
+        <w:rPr>
+          <w:lang w:val="ne_NP" w:bidi="ne_NP"/>
+        </w:rPr>
+      </w:r>
+      <w:r>
+        <w:rPr>
+          <w:lang w:val="ne_NP" w:bidi="ne_NP"/>
+        </w:rPr>
+      </w:r>
+    </w:p>
+    <w:p>
+      <w:pPr/>
+      <w:r>
+        <w:rPr>
+          <w:lang w:val="ne_NP" w:bidi="ne_NP"/>
+        </w:rPr>
+      </w:r>
+    </w:p>
+    <w:p>
+      <w:pPr/>
+      <w:r>
+        <w:rPr>
+          <w:lang w:val="ne_NP" w:bidi="ne_NP"/>
+        </w:rPr>
+      </w:r>
+      <w:r>
+        <w:rPr>
+          <w:vertAlign w:val="superscript"/>
+          <w:lang w:val="ne_NP" w:bidi="ne_NP"/>
+        </w:rPr>
+        <w:t>8</w:t>
+      </w:r>
+      <w:r>
+        <w:rPr>
+          <w:lang w:val="ne_NP" w:bidi="ne_NP"/>
+        </w:rPr>
+        <w:t xml:space="preserve"> सत्य सिकाऊ, ताकि तिम्रो शिक्षाको खण्डन गर्न नसकियोस्, र हाम्रो विरुद्धमा खराबी बोल्ने कुरा केही नभएकोले हाम्रा विरोधीहरू शर्ममा परून्।</w:t>
+      </w:r>
+      <w:r>
+        <w:rPr>
+          <w:lang w:val="ne_NP" w:bidi="ne_NP"/>
+        </w:rPr>
+      </w:r>
+      <w:r>
+        <w:rPr>
+          <w:lang w:val="ne_NP" w:bidi="ne_NP"/>
+        </w:rPr>
+      </w:r>
+    </w:p>
+    <w:p>
+      <w:pPr/>
+      <w:r>
+        <w:rPr>
+          <w:lang w:val="ne_NP" w:bidi="ne_NP"/>
+        </w:rPr>
+      </w:r>
+    </w:p>
+    <w:p>
+      <w:pPr/>
+      <w:r>
+        <w:rPr>
+          <w:lang w:val="ne_NP" w:bidi="ne_NP"/>
+        </w:rPr>
+      </w:r>
+      <w:r>
+        <w:rPr>
+          <w:vertAlign w:val="superscript"/>
+          <w:lang w:val="ne_NP" w:bidi="ne_NP"/>
+        </w:rPr>
+        <w:t>9</w:t>
+      </w:r>
+      <w:r>
+        <w:rPr>
+          <w:lang w:val="ne_NP" w:bidi="ne_NP"/>
+        </w:rPr>
+        <w:t xml:space="preserve"> सेवकहरूलाई सिकाऊ, हरेक कुरामा तिनीहरू आ-आफ्ना मालिकहरूका अधीनमा बसून्; तिनीहरूलाई प्रसन्‍न राख्न प्रयास गरून्, र जवाफ नफर्काऊन्।</w:t>
+      </w:r>
+      <w:r>
+        <w:rPr>
+          <w:lang w:val="ne_NP" w:bidi="ne_NP"/>
+        </w:rPr>
+      </w:r>
+      <w:r>
+        <w:rPr>
+          <w:lang w:val="ne_NP" w:bidi="ne_NP"/>
+        </w:rPr>
+      </w:r>
+    </w:p>
+    <w:p>
+      <w:pPr/>
+      <w:r>
+        <w:rPr>
+          <w:lang w:val="ne_NP" w:bidi="ne_NP"/>
+        </w:rPr>
+      </w:r>
+    </w:p>
+    <w:p>
+      <w:pPr/>
+      <w:r>
+        <w:rPr>
+          <w:lang w:val="ne_NP" w:bidi="ne_NP"/>
+        </w:rPr>
+      </w:r>
+      <w:r>
+        <w:rPr>
+          <w:vertAlign w:val="superscript"/>
+          <w:lang w:val="ne_NP" w:bidi="ne_NP"/>
+        </w:rPr>
+        <w:t>10</w:t>
+      </w:r>
+      <w:r>
+        <w:rPr>
+          <w:lang w:val="ne_NP" w:bidi="ne_NP"/>
+        </w:rPr>
+        <w:t xml:space="preserve"> तिनीहरूले नचोरून्, तर तिनीहरूमाथि विश्‍वास गर्न सकिन्छ भनी देखाऊन्। तिनीहरूले हरेक कुरामा हाम्रा परमेश्‍वर मुक्तिदाताको शिक्षालाई शोभा बढाऊन्।</w:t>
+      </w:r>
+      <w:r>
+        <w:rPr>
+          <w:lang w:val="ne_NP" w:bidi="ne_NP"/>
+        </w:rPr>
+      </w:r>
+      <w:r>
+        <w:rPr>
+          <w:lang w:val="ne_NP" w:bidi="ne_NP"/>
+        </w:rPr>
+      </w:r>
+    </w:p>
+    <w:p>
+      <w:pPr/>
+      <w:r>
+        <w:rPr>
+          <w:lang w:val="ne_NP" w:bidi="ne_NP"/>
+        </w:rPr>
+      </w:r>
+    </w:p>
+    <w:p>
+      <w:pPr/>
+      <w:r>
+        <w:rPr>
+          <w:lang w:val="ne_NP" w:bidi="ne_NP"/>
+        </w:rPr>
+      </w:r>
+      <w:r>
+        <w:rPr>
+          <w:vertAlign w:val="superscript"/>
+          <w:lang w:val="ne_NP" w:bidi="ne_NP"/>
+        </w:rPr>
+        <w:t>11</w:t>
+      </w:r>
+      <w:r>
+        <w:rPr>
+          <w:lang w:val="ne_NP" w:bidi="ne_NP"/>
+        </w:rPr>
+        <w:t xml:space="preserve"> किनकि सबै मानिसहरूका उद्धारको लागि परमेश्‍वरले आफ्नो अनुग्रह प्रकट गर्नुभएको छ।</w:t>
+      </w:r>
+      <w:r>
+        <w:rPr>
+          <w:lang w:val="ne_NP" w:bidi="ne_NP"/>
+        </w:rPr>
+      </w:r>
+      <w:r>
+        <w:rPr>
+          <w:lang w:val="ne_NP" w:bidi="ne_NP"/>
+        </w:rPr>
+      </w:r>
+    </w:p>
+    <w:p>
+      <w:pPr/>
+      <w:r>
+        <w:rPr>
+          <w:lang w:val="ne_NP" w:bidi="ne_NP"/>
+        </w:rPr>
+      </w:r>
+    </w:p>
+    <w:p>
+      <w:pPr/>
+      <w:r>
+        <w:rPr>
+          <w:lang w:val="ne_NP" w:bidi="ne_NP"/>
+        </w:rPr>
+      </w:r>
+      <w:r>
+        <w:rPr>
+          <w:vertAlign w:val="superscript"/>
+          <w:lang w:val="ne_NP" w:bidi="ne_NP"/>
+        </w:rPr>
+        <w:t>12</w:t>
+      </w:r>
+      <w:r>
+        <w:rPr>
+          <w:lang w:val="ne_NP" w:bidi="ne_NP"/>
+        </w:rPr>
+        <w:t xml:space="preserve"> यो अनुग्रहले हामीलाई भक्तिहीनता र सांसारिक अभिलाषाहरूलाई अस्वीकार गर्न तथा वर्तमान समयमा आत्मसंयम, निर्दोष र भक्तिपूर्ण जीवन जिउन सिकाउँछ;</w:t>
+      </w:r>
+      <w:r>
+        <w:rPr>
+          <w:lang w:val="ne_NP" w:bidi="ne_NP"/>
+        </w:rPr>
+      </w:r>
+      <w:r>
+        <w:rPr>
+          <w:lang w:val="ne_NP" w:bidi="ne_NP"/>
+        </w:rPr>
+      </w:r>
+    </w:p>
+    <w:p>
+      <w:pPr/>
+      <w:r>
+        <w:rPr>
+          <w:lang w:val="ne_NP" w:bidi="ne_NP"/>
+        </w:rPr>
+      </w:r>
+    </w:p>
+    <w:p>
+      <w:pPr/>
+      <w:r>
+        <w:rPr>
+          <w:lang w:val="ne_NP" w:bidi="ne_NP"/>
+        </w:rPr>
+      </w:r>
+      <w:r>
+        <w:rPr>
+          <w:vertAlign w:val="superscript"/>
+          <w:lang w:val="ne_NP" w:bidi="ne_NP"/>
+        </w:rPr>
+        <w:t>13</w:t>
+      </w:r>
+      <w:r>
+        <w:rPr>
+          <w:lang w:val="ne_NP" w:bidi="ne_NP"/>
+        </w:rPr>
+        <w:t xml:space="preserve"> जब हामी त्यो धन्यको आशा अर्थात् हाम्रा महान् परमेश्‍वर र मुक्तिदाता येशू ख्रीष्‍टको महिमाको आगमनको प्रतीक्षा गर्दछौँ,</w:t>
+      </w:r>
+      <w:r>
+        <w:rPr>
+          <w:lang w:val="ne_NP" w:bidi="ne_NP"/>
+        </w:rPr>
+      </w:r>
+      <w:r>
+        <w:rPr>
+          <w:lang w:val="ne_NP" w:bidi="ne_NP"/>
+        </w:rPr>
+      </w:r>
+    </w:p>
+    <w:p>
+      <w:pPr/>
+      <w:r>
+        <w:rPr>
+          <w:lang w:val="ne_NP" w:bidi="ne_NP"/>
+        </w:rPr>
+      </w:r>
+    </w:p>
+    <w:p>
+      <w:pPr/>
+      <w:r>
+        <w:rPr>
+          <w:lang w:val="ne_NP" w:bidi="ne_NP"/>
+        </w:rPr>
+      </w:r>
+      <w:r>
+        <w:rPr>
+          <w:vertAlign w:val="superscript"/>
+          <w:lang w:val="ne_NP" w:bidi="ne_NP"/>
+        </w:rPr>
+        <w:t>14</w:t>
+      </w:r>
+      <w:r>
+        <w:rPr>
+          <w:lang w:val="ne_NP" w:bidi="ne_NP"/>
+        </w:rPr>
+        <w:t xml:space="preserve"> जसले हामीलाई हरेक दुष्‍टताबाट मोल तिरेर उद्धार गर्नलाई र सुकर्ममा जोशिलो भएको आफ्नै निम्ति एक विशेष जातिलाई शुद्ध पार्न आफ्नो प्राण दिनुभयो।</w:t>
+      </w:r>
+      <w:r>
+        <w:rPr>
+          <w:lang w:val="ne_NP" w:bidi="ne_NP"/>
+        </w:rPr>
+      </w:r>
+      <w:r>
+        <w:rPr>
+          <w:lang w:val="ne_NP" w:bidi="ne_NP"/>
+        </w:rPr>
+      </w:r>
+    </w:p>
+    <w:p>
+      <w:pPr/>
+      <w:r>
+        <w:rPr>
+          <w:lang w:val="ne_NP" w:bidi="ne_NP"/>
+        </w:rPr>
+      </w:r>
+    </w:p>
+    <w:p>
+      <w:pPr/>
+      <w:r>
+        <w:rPr>
+          <w:lang w:val="ne_NP" w:bidi="ne_NP"/>
+        </w:rPr>
+      </w:r>
+      <w:r>
+        <w:rPr>
+          <w:vertAlign w:val="superscript"/>
+          <w:lang w:val="ne_NP" w:bidi="ne_NP"/>
+        </w:rPr>
+        <w:t>15</w:t>
+      </w:r>
+      <w:r>
+        <w:rPr>
+          <w:lang w:val="ne_NP" w:bidi="ne_NP"/>
+        </w:rPr>
+        <w:t xml:space="preserve"> यसकारण यी कुराहरू तिमीले विश्‍वासीहरूलाई उत्साहकासाथ सिकाउनैपर्छ। सम्पूर्ण अधिकारसहित तिनीहरूलाई अर्ती देऊ र हप्काऊ, कसैले तिमीलाई अवहेलना नगरोस्।</w:t>
       </w:r>
       <w:r>
         <w:rPr>
@@ -385,7 +1503,7 @@
         <w:rPr>
           <w:lang w:val="ne_NP" w:bidi="ne_NP"/>
         </w:rPr>
-        <w:t>Titus 1:3</w:t>
+        <w:t>Titus 3:1</w:t>
       </w:r>
       <w:r>
         <w:rPr>
@@ -405,43 +1523,105 @@
           <w:vertAlign w:val="superscript"/>
           <w:lang w:val="ne_NP" w:bidi="ne_NP"/>
         </w:rPr>
+        <w:t>1</w:t>
+      </w:r>
+      <w:r>
+        <w:rPr>
+          <w:lang w:val="ne_NP" w:bidi="ne_NP"/>
+        </w:rPr>
+        <w:t xml:space="preserve"> शासकहरू तथा अख्तियारवालाहरूको अधीनमा बस्‍नू; आज्ञाकारी हुनू, जे असल छ, सो गर्नू भनी तिनीहरूलाई सम्झना गराउनू।</w:t>
+      </w:r>
+      <w:r>
+        <w:rPr>
+          <w:lang w:val="ne_NP" w:bidi="ne_NP"/>
+        </w:rPr>
+      </w:r>
+      <w:r>
+        <w:rPr>
+          <w:lang w:val="ne_NP" w:bidi="ne_NP"/>
+        </w:rPr>
+      </w:r>
+    </w:p>
+    <w:p>
+      <w:pPr/>
+      <w:r>
+        <w:rPr>
+          <w:lang w:val="ne_NP" w:bidi="ne_NP"/>
+        </w:rPr>
+      </w:r>
+    </w:p>
+    <w:p>
+      <w:pPr/>
+      <w:r>
+        <w:rPr>
+          <w:lang w:val="ne_NP" w:bidi="ne_NP"/>
+        </w:rPr>
+      </w:r>
+      <w:r>
+        <w:rPr>
+          <w:vertAlign w:val="superscript"/>
+          <w:lang w:val="ne_NP" w:bidi="ne_NP"/>
+        </w:rPr>
+        <w:t>2</w:t>
+      </w:r>
+      <w:r>
+        <w:rPr>
+          <w:lang w:val="ne_NP" w:bidi="ne_NP"/>
+        </w:rPr>
+        <w:t xml:space="preserve"> तिनीहरूले कसैको बदनामी नगरून्, मिलापमा रहून्, विचारशील होऊन् र सधैँ सबै मानिसहरूप्रति नम्रता देखाऊन्।</w:t>
+      </w:r>
+      <w:r>
+        <w:rPr>
+          <w:lang w:val="ne_NP" w:bidi="ne_NP"/>
+        </w:rPr>
+      </w:r>
+      <w:r>
+        <w:rPr>
+          <w:lang w:val="ne_NP" w:bidi="ne_NP"/>
+        </w:rPr>
+      </w:r>
+    </w:p>
+    <w:p>
+      <w:pPr/>
+      <w:r>
+        <w:rPr>
+          <w:lang w:val="ne_NP" w:bidi="ne_NP"/>
+        </w:rPr>
+      </w:r>
+    </w:p>
+    <w:p>
+      <w:pPr/>
+      <w:r>
+        <w:rPr>
+          <w:lang w:val="ne_NP" w:bidi="ne_NP"/>
+        </w:rPr>
+      </w:r>
+      <w:r>
+        <w:rPr>
+          <w:vertAlign w:val="superscript"/>
+          <w:lang w:val="ne_NP" w:bidi="ne_NP"/>
+        </w:rPr>
         <w:t>3</w:t>
       </w:r>
       <w:r>
         <w:rPr>
           <w:lang w:val="ne_NP" w:bidi="ne_NP"/>
         </w:rPr>
-        <w:t xml:space="preserve"> अनि मलाई हाम्रा मुक्तिदाता परमेश्‍वरको आज्ञाद्वारा सुम्पनुभएको प्रचारद्वारा उहाँले आफ्नो वचनलाई तोक्नुभएको समयमा प्रकाशमा ल्याउनुभयो।</w:t>
-      </w:r>
-      <w:r>
-        <w:rPr>
-          <w:lang w:val="ne_NP" w:bidi="ne_NP"/>
-        </w:rPr>
-      </w:r>
-      <w:r>
-        <w:rPr>
-          <w:lang w:val="ne_NP" w:bidi="ne_NP"/>
-        </w:rPr>
-      </w:r>
-    </w:p>
-    <w:p>
-      <w:pPr/>
-      <w:r>
-        <w:rPr>
-          <w:lang w:val="ne_NP" w:bidi="ne_NP"/>
-        </w:rPr>
-      </w:r>
-    </w:p>
-    <w:p>
-      <w:pPr>
-        <w:pStyle w:val="Heading2"/>
-      </w:pPr>
-      <w:r>
-        <w:rPr>
-          <w:lang w:val="ne_NP" w:bidi="ne_NP"/>
-        </w:rPr>
-        <w:t>Titus 1:4</w:t>
-      </w:r>
+        <w:t xml:space="preserve"> कुनै समय हामी पनि मूर्ख, अनाज्ञाकारी, सबै किसिमका अभिलाषा र सुख-विलासद्वारा ठगिएका र सेवक बनाइएका थियौँ। हामी द्वेष र डाहमा जिउने, घृणा गरिएका र एक-अर्कालाई घृणा गर्नेहरू थियौँ।</w:t>
+      </w:r>
+      <w:r>
+        <w:rPr>
+          <w:lang w:val="ne_NP" w:bidi="ne_NP"/>
+        </w:rPr>
+      </w:r>
+      <w:r>
+        <w:rPr>
+          <w:lang w:val="ne_NP" w:bidi="ne_NP"/>
+        </w:rPr>
+      </w:r>
+    </w:p>
+    <w:p>
+      <w:pPr/>
       <w:r>
         <w:rPr>
           <w:lang w:val="ne_NP" w:bidi="ne_NP"/>
@@ -466,37 +1646,21 @@
         <w:rPr>
           <w:lang w:val="ne_NP" w:bidi="ne_NP"/>
         </w:rPr>
-        <w:t xml:space="preserve"> एउटै विश्‍वासमा भएको मेरो साँचो छोरा तीतसलाई: परमेश्‍वर पिता र हाम्रा मुक्तिदाता ख्रीष्‍ट येशूमा अनुग्रह र शान्ति!</w:t>
-      </w:r>
-      <w:r>
-        <w:rPr>
-          <w:lang w:val="ne_NP" w:bidi="ne_NP"/>
-        </w:rPr>
-      </w:r>
-      <w:r>
-        <w:rPr>
-          <w:lang w:val="ne_NP" w:bidi="ne_NP"/>
-        </w:rPr>
-      </w:r>
-    </w:p>
-    <w:p>
-      <w:pPr/>
-      <w:r>
-        <w:rPr>
-          <w:lang w:val="ne_NP" w:bidi="ne_NP"/>
-        </w:rPr>
-      </w:r>
-    </w:p>
-    <w:p>
-      <w:pPr>
-        <w:pStyle w:val="Heading2"/>
-      </w:pPr>
-      <w:r>
-        <w:rPr>
-          <w:lang w:val="ne_NP" w:bidi="ne_NP"/>
-        </w:rPr>
-        <w:t>Titus 1:5</w:t>
-      </w:r>
+        <w:t xml:space="preserve"> तर जब हाम्रा मुक्तिदाता परमेश्‍वरको दया र प्रेम देखा पर्‍यो,</w:t>
+      </w:r>
+      <w:r>
+        <w:rPr>
+          <w:lang w:val="ne_NP" w:bidi="ne_NP"/>
+        </w:rPr>
+      </w:r>
+      <w:r>
+        <w:rPr>
+          <w:lang w:val="ne_NP" w:bidi="ne_NP"/>
+        </w:rPr>
+      </w:r>
+    </w:p>
+    <w:p>
+      <w:pPr/>
       <w:r>
         <w:rPr>
           <w:lang w:val="ne_NP" w:bidi="ne_NP"/>
@@ -521,37 +1685,21 @@
         <w:rPr>
           <w:lang w:val="ne_NP" w:bidi="ne_NP"/>
         </w:rPr>
-        <w:t xml:space="preserve"> मैले तिमीलाई क्रेटमा छोडेको कारणचाहिँ अधुरो कामहरू पूरा गर्न, र मैले तिमीलाई अह्राएबमोजिम प्रत्येक सहरमा मण्डली प्रधानहरू नियुक्त गर्नलाई हो।</w:t>
-      </w:r>
-      <w:r>
-        <w:rPr>
-          <w:lang w:val="ne_NP" w:bidi="ne_NP"/>
-        </w:rPr>
-      </w:r>
-      <w:r>
-        <w:rPr>
-          <w:lang w:val="ne_NP" w:bidi="ne_NP"/>
-        </w:rPr>
-      </w:r>
-    </w:p>
-    <w:p>
-      <w:pPr/>
-      <w:r>
-        <w:rPr>
-          <w:lang w:val="ne_NP" w:bidi="ne_NP"/>
-        </w:rPr>
-      </w:r>
-    </w:p>
-    <w:p>
-      <w:pPr>
-        <w:pStyle w:val="Heading2"/>
-      </w:pPr>
-      <w:r>
-        <w:rPr>
-          <w:lang w:val="ne_NP" w:bidi="ne_NP"/>
-        </w:rPr>
-        <w:t>Titus 1:6</w:t>
-      </w:r>
+        <w:t xml:space="preserve"> तब उहाँले आफ्ना कृपाको कारण हामीलाई बचाउनुभयो; हामीले गरेका असल कामहरूको कारणले होइन। उहाँले हामीलाई पुनरुत्थानको स्‍नान र पवित्र आत्माको नवीकरणद्वारा बचाउनुभयो,</w:t>
+      </w:r>
+      <w:r>
+        <w:rPr>
+          <w:lang w:val="ne_NP" w:bidi="ne_NP"/>
+        </w:rPr>
+      </w:r>
+      <w:r>
+        <w:rPr>
+          <w:lang w:val="ne_NP" w:bidi="ne_NP"/>
+        </w:rPr>
+      </w:r>
+    </w:p>
+    <w:p>
+      <w:pPr/>
       <w:r>
         <w:rPr>
           <w:lang w:val="ne_NP" w:bidi="ne_NP"/>
@@ -576,37 +1724,21 @@
         <w:rPr>
           <w:lang w:val="ne_NP" w:bidi="ne_NP"/>
         </w:rPr>
-        <w:t xml:space="preserve"> मण्डलीका प्रधान निर्दोष, एउटै पत्नीका पति, जसका छोराछोरीहरू विश्‍वासयोग्य होऊन्; अनि कामुकता र अनाज्ञाकारिताको दोष नलागेका होऊन्।</w:t>
-      </w:r>
-      <w:r>
-        <w:rPr>
-          <w:lang w:val="ne_NP" w:bidi="ne_NP"/>
-        </w:rPr>
-      </w:r>
-      <w:r>
-        <w:rPr>
-          <w:lang w:val="ne_NP" w:bidi="ne_NP"/>
-        </w:rPr>
-      </w:r>
-    </w:p>
-    <w:p>
-      <w:pPr/>
-      <w:r>
-        <w:rPr>
-          <w:lang w:val="ne_NP" w:bidi="ne_NP"/>
-        </w:rPr>
-      </w:r>
-    </w:p>
-    <w:p>
-      <w:pPr>
-        <w:pStyle w:val="Heading2"/>
-      </w:pPr>
-      <w:r>
-        <w:rPr>
-          <w:lang w:val="ne_NP" w:bidi="ne_NP"/>
-        </w:rPr>
-        <w:t>Titus 1:7</w:t>
-      </w:r>
+        <w:t xml:space="preserve"> जुन आत्मालाई उहाँले हाम्रा मुक्तिदाता येशू ख्रीष्‍टद्वारा हामीमा प्रशस्त गरी खन्याउनुभयो।</w:t>
+      </w:r>
+      <w:r>
+        <w:rPr>
+          <w:lang w:val="ne_NP" w:bidi="ne_NP"/>
+        </w:rPr>
+      </w:r>
+      <w:r>
+        <w:rPr>
+          <w:lang w:val="ne_NP" w:bidi="ne_NP"/>
+        </w:rPr>
+      </w:r>
+    </w:p>
+    <w:p>
+      <w:pPr/>
       <w:r>
         <w:rPr>
           <w:lang w:val="ne_NP" w:bidi="ne_NP"/>
@@ -631,37 +1763,21 @@
         <w:rPr>
           <w:lang w:val="ne_NP" w:bidi="ne_NP"/>
         </w:rPr>
-        <w:t xml:space="preserve"> मण्डली अध्यक्षमाथि परमेश्‍वरको कामको अभिभारा सुम्पिएको हुनाले तिनी निर्दोष, अहङ्कार नगर्ने, चाँडै नरिसाउने, मद्यपान नगर्ने, झगडा नगर्ने, नीच कमाइको लोभ नगर्ने हुनुपर्छ।</w:t>
-      </w:r>
-      <w:r>
-        <w:rPr>
-          <w:lang w:val="ne_NP" w:bidi="ne_NP"/>
-        </w:rPr>
-      </w:r>
-      <w:r>
-        <w:rPr>
-          <w:lang w:val="ne_NP" w:bidi="ne_NP"/>
-        </w:rPr>
-      </w:r>
-    </w:p>
-    <w:p>
-      <w:pPr/>
-      <w:r>
-        <w:rPr>
-          <w:lang w:val="ne_NP" w:bidi="ne_NP"/>
-        </w:rPr>
-      </w:r>
-    </w:p>
-    <w:p>
-      <w:pPr>
-        <w:pStyle w:val="Heading2"/>
-      </w:pPr>
-      <w:r>
-        <w:rPr>
-          <w:lang w:val="ne_NP" w:bidi="ne_NP"/>
-        </w:rPr>
-        <w:t>Titus 1:8</w:t>
-      </w:r>
+        <w:t xml:space="preserve"> उहाँको अनुग्रहद्वारा हामीलाई धर्मी ठहराउनुभयो र अनन्त जीवनको उत्तराधिकारी हुनेछौँ भन्‍ने आशा दिनुभयो।</w:t>
+      </w:r>
+      <w:r>
+        <w:rPr>
+          <w:lang w:val="ne_NP" w:bidi="ne_NP"/>
+        </w:rPr>
+      </w:r>
+      <w:r>
+        <w:rPr>
+          <w:lang w:val="ne_NP" w:bidi="ne_NP"/>
+        </w:rPr>
+      </w:r>
+    </w:p>
+    <w:p>
+      <w:pPr/>
       <w:r>
         <w:rPr>
           <w:lang w:val="ne_NP" w:bidi="ne_NP"/>
@@ -686,37 +1802,21 @@
         <w:rPr>
           <w:lang w:val="ne_NP" w:bidi="ne_NP"/>
         </w:rPr>
-        <w:t xml:space="preserve"> बरु तिनी पाहुनासत्कार गर्ने, असल मन पराउने, आत्मसंयमी, इमानदार, भक्तिमा लागेको र अनुशासित हुनुपर्छ।</w:t>
-      </w:r>
-      <w:r>
-        <w:rPr>
-          <w:lang w:val="ne_NP" w:bidi="ne_NP"/>
-        </w:rPr>
-      </w:r>
-      <w:r>
-        <w:rPr>
-          <w:lang w:val="ne_NP" w:bidi="ne_NP"/>
-        </w:rPr>
-      </w:r>
-    </w:p>
-    <w:p>
-      <w:pPr/>
-      <w:r>
-        <w:rPr>
-          <w:lang w:val="ne_NP" w:bidi="ne_NP"/>
-        </w:rPr>
-      </w:r>
-    </w:p>
-    <w:p>
-      <w:pPr>
-        <w:pStyle w:val="Heading2"/>
-      </w:pPr>
-      <w:r>
-        <w:rPr>
-          <w:lang w:val="ne_NP" w:bidi="ne_NP"/>
-        </w:rPr>
-        <w:t>Titus 1:9</w:t>
-      </w:r>
+        <w:t xml:space="preserve"> यो भनाइ विश्‍वासयोग्य छ। तिमीले यी कुराहरूमा जोड दिएको म चाहन्छु, जसले परमेश्‍वरमा भरोसा राखेका छन्, तिनीहरूले जे असल छ, सो गर्नमा आफूलाई लगाऊन्। यी कुराहरू हरेकको लागि अति उत्तम र लाभदायक छन्।</w:t>
+      </w:r>
+      <w:r>
+        <w:rPr>
+          <w:lang w:val="ne_NP" w:bidi="ne_NP"/>
+        </w:rPr>
+      </w:r>
+      <w:r>
+        <w:rPr>
+          <w:lang w:val="ne_NP" w:bidi="ne_NP"/>
+        </w:rPr>
+      </w:r>
+    </w:p>
+    <w:p>
+      <w:pPr/>
       <w:r>
         <w:rPr>
           <w:lang w:val="ne_NP" w:bidi="ne_NP"/>
@@ -741,37 +1841,21 @@
         <w:rPr>
           <w:lang w:val="ne_NP" w:bidi="ne_NP"/>
         </w:rPr>
-        <w:t xml:space="preserve"> तिनलाई सिकाइएका विश्‍वासयोग्य शिक्षामा तिनी दृढ रहून्; ताकि यस शिक्षाले अरूलाई उत्साहित पार्न सकोस् र यसको विरोध गर्नेहरूलाई खण्डन गर्न सकोस्।</w:t>
-      </w:r>
-      <w:r>
-        <w:rPr>
-          <w:lang w:val="ne_NP" w:bidi="ne_NP"/>
-        </w:rPr>
-      </w:r>
-      <w:r>
-        <w:rPr>
-          <w:lang w:val="ne_NP" w:bidi="ne_NP"/>
-        </w:rPr>
-      </w:r>
-    </w:p>
-    <w:p>
-      <w:pPr/>
-      <w:r>
-        <w:rPr>
-          <w:lang w:val="ne_NP" w:bidi="ne_NP"/>
-        </w:rPr>
-      </w:r>
-    </w:p>
-    <w:p>
-      <w:pPr>
-        <w:pStyle w:val="Heading2"/>
-      </w:pPr>
-      <w:r>
-        <w:rPr>
-          <w:lang w:val="ne_NP" w:bidi="ne_NP"/>
-        </w:rPr>
-        <w:t>Titus 1:10</w:t>
-      </w:r>
+        <w:t xml:space="preserve"> तर मूर्खतापूर्ण विवादहरू, वंशावलीहरूका महानताको बारेमा कुरा गर्न, व्यवस्थाबारे तर्कवितर्क गर्न र झगडाहरूबाट अलग बस; किनकि यी बेफाइदा र व्यर्थका हुन्।</w:t>
+      </w:r>
+      <w:r>
+        <w:rPr>
+          <w:lang w:val="ne_NP" w:bidi="ne_NP"/>
+        </w:rPr>
+      </w:r>
+      <w:r>
+        <w:rPr>
+          <w:lang w:val="ne_NP" w:bidi="ne_NP"/>
+        </w:rPr>
+      </w:r>
+    </w:p>
+    <w:p>
+      <w:pPr/>
       <w:r>
         <w:rPr>
           <w:lang w:val="ne_NP" w:bidi="ne_NP"/>
@@ -796,37 +1880,21 @@
         <w:rPr>
           <w:lang w:val="ne_NP" w:bidi="ne_NP"/>
         </w:rPr>
-        <w:t xml:space="preserve"> किनकि धेरै मानिसहरू विद्रोही, अर्थहीन कुरै मात्र गर्ने र छलीहरू हुन्छन्; खासगरी खतनाका समर्थकहरू नै यस्तै हुन्छन्।</w:t>
-      </w:r>
-      <w:r>
-        <w:rPr>
-          <w:lang w:val="ne_NP" w:bidi="ne_NP"/>
-        </w:rPr>
-      </w:r>
-      <w:r>
-        <w:rPr>
-          <w:lang w:val="ne_NP" w:bidi="ne_NP"/>
-        </w:rPr>
-      </w:r>
-    </w:p>
-    <w:p>
-      <w:pPr/>
-      <w:r>
-        <w:rPr>
-          <w:lang w:val="ne_NP" w:bidi="ne_NP"/>
-        </w:rPr>
-      </w:r>
-    </w:p>
-    <w:p>
-      <w:pPr>
-        <w:pStyle w:val="Heading2"/>
-      </w:pPr>
-      <w:r>
-        <w:rPr>
-          <w:lang w:val="ne_NP" w:bidi="ne_NP"/>
-        </w:rPr>
-        <w:t>Titus 1:11</w:t>
-      </w:r>
+        <w:t xml:space="preserve"> विभाजन ल्याउने व्यक्तिहरूलाई दुई पटकसम्म चेतावनी देऊ; त्यसपछि तिनीहरूसित तिमीहरूको कुनै सम्बन्ध नहोस्।</w:t>
+      </w:r>
+      <w:r>
+        <w:rPr>
+          <w:lang w:val="ne_NP" w:bidi="ne_NP"/>
+        </w:rPr>
+      </w:r>
+      <w:r>
+        <w:rPr>
+          <w:lang w:val="ne_NP" w:bidi="ne_NP"/>
+        </w:rPr>
+      </w:r>
+    </w:p>
+    <w:p>
+      <w:pPr/>
       <w:r>
         <w:rPr>
           <w:lang w:val="ne_NP" w:bidi="ne_NP"/>
@@ -851,37 +1919,21 @@
         <w:rPr>
           <w:lang w:val="ne_NP" w:bidi="ne_NP"/>
         </w:rPr>
-        <w:t xml:space="preserve"> तिनीहरूले बेइमानीसाथ लाभ उठाउनको लागि गर्न नहुने कुराहरू सिकाइकन सारा परिवारहरूलाई नष्‍ट पारिरहेका हुनाले तिनीहरूलाई चुप गराउनैपर्छ।</w:t>
-      </w:r>
-      <w:r>
-        <w:rPr>
-          <w:lang w:val="ne_NP" w:bidi="ne_NP"/>
-        </w:rPr>
-      </w:r>
-      <w:r>
-        <w:rPr>
-          <w:lang w:val="ne_NP" w:bidi="ne_NP"/>
-        </w:rPr>
-      </w:r>
-    </w:p>
-    <w:p>
-      <w:pPr/>
-      <w:r>
-        <w:rPr>
-          <w:lang w:val="ne_NP" w:bidi="ne_NP"/>
-        </w:rPr>
-      </w:r>
-    </w:p>
-    <w:p>
-      <w:pPr>
-        <w:pStyle w:val="Heading2"/>
-      </w:pPr>
-      <w:r>
-        <w:rPr>
-          <w:lang w:val="ne_NP" w:bidi="ne_NP"/>
-        </w:rPr>
-        <w:t>Titus 1:12</w:t>
-      </w:r>
+        <w:t xml:space="preserve"> तिमीलाई यो थाहै छ, यस्ता मानिसहरू पापमा लागेका हुन्छन्; अनि तिनीहरूका आफ्नै पापले तिनीहरूलाई दोषी ठहराउँछ।</w:t>
+      </w:r>
+      <w:r>
+        <w:rPr>
+          <w:lang w:val="ne_NP" w:bidi="ne_NP"/>
+        </w:rPr>
+      </w:r>
+      <w:r>
+        <w:rPr>
+          <w:lang w:val="ne_NP" w:bidi="ne_NP"/>
+        </w:rPr>
+      </w:r>
+    </w:p>
+    <w:p>
+      <w:pPr/>
       <w:r>
         <w:rPr>
           <w:lang w:val="ne_NP" w:bidi="ne_NP"/>
@@ -906,37 +1958,21 @@
         <w:rPr>
           <w:lang w:val="ne_NP" w:bidi="ne_NP"/>
         </w:rPr>
-        <w:t xml:space="preserve"> तिनीहरूका अगमवक्ताहरूमध्ये एक जनाले यसो पनि भनेका छन्, “क्रेट निवासीहरू सधैँ झूटा, दुष्‍ट पशुहरू र अल्छे घिचुवाहरू हुन्।”</w:t>
-      </w:r>
-      <w:r>
-        <w:rPr>
-          <w:lang w:val="ne_NP" w:bidi="ne_NP"/>
-        </w:rPr>
-      </w:r>
-      <w:r>
-        <w:rPr>
-          <w:lang w:val="ne_NP" w:bidi="ne_NP"/>
-        </w:rPr>
-      </w:r>
-    </w:p>
-    <w:p>
-      <w:pPr/>
-      <w:r>
-        <w:rPr>
-          <w:lang w:val="ne_NP" w:bidi="ne_NP"/>
-        </w:rPr>
-      </w:r>
-    </w:p>
-    <w:p>
-      <w:pPr>
-        <w:pStyle w:val="Heading2"/>
-      </w:pPr>
-      <w:r>
-        <w:rPr>
-          <w:lang w:val="ne_NP" w:bidi="ne_NP"/>
-        </w:rPr>
-        <w:t>Titus 1:13</w:t>
-      </w:r>
+        <w:t xml:space="preserve"> जब मैले अर्तिमास अथवा तुखिकसलाई तिमीकहाँ पठाउँछु, तब तिमी मकहाँ निकोपोलिसमा आउन सकभर प्रयास गर; किनकि मैले त्यहाँ हिउँद कटाउने निश्‍चय गरेको छु।</w:t>
+      </w:r>
+      <w:r>
+        <w:rPr>
+          <w:lang w:val="ne_NP" w:bidi="ne_NP"/>
+        </w:rPr>
+      </w:r>
+      <w:r>
+        <w:rPr>
+          <w:lang w:val="ne_NP" w:bidi="ne_NP"/>
+        </w:rPr>
+      </w:r>
+    </w:p>
+    <w:p>
+      <w:pPr/>
       <w:r>
         <w:rPr>
           <w:lang w:val="ne_NP" w:bidi="ne_NP"/>
@@ -961,37 +1997,21 @@
         <w:rPr>
           <w:lang w:val="ne_NP" w:bidi="ne_NP"/>
         </w:rPr>
-        <w:t xml:space="preserve"> यो साक्षी साँचो हो। यसकारण तिनीहरूलाई जोडसित हप्काऊ; ताकि तिनीहरू विश्‍वासमा दह्रो बन्‍न सकून्;</w:t>
-      </w:r>
-      <w:r>
-        <w:rPr>
-          <w:lang w:val="ne_NP" w:bidi="ne_NP"/>
-        </w:rPr>
-      </w:r>
-      <w:r>
-        <w:rPr>
-          <w:lang w:val="ne_NP" w:bidi="ne_NP"/>
-        </w:rPr>
-      </w:r>
-    </w:p>
-    <w:p>
-      <w:pPr/>
-      <w:r>
-        <w:rPr>
-          <w:lang w:val="ne_NP" w:bidi="ne_NP"/>
-        </w:rPr>
-      </w:r>
-    </w:p>
-    <w:p>
-      <w:pPr>
-        <w:pStyle w:val="Heading2"/>
-      </w:pPr>
-      <w:r>
-        <w:rPr>
-          <w:lang w:val="ne_NP" w:bidi="ne_NP"/>
-        </w:rPr>
-        <w:t>Titus 1:14</w:t>
-      </w:r>
+        <w:t xml:space="preserve"> कानुनविद् जेनास र अपोल्‍लोसलाई यात्रामा सहायता दिनलाई भरमग्दूर प्रयत्न गर; ताकि तिनीहरूलाई आवश्यक पर्ने हरेक थोक प्राप्‍त होस्।</w:t>
+      </w:r>
+      <w:r>
+        <w:rPr>
+          <w:lang w:val="ne_NP" w:bidi="ne_NP"/>
+        </w:rPr>
+      </w:r>
+      <w:r>
+        <w:rPr>
+          <w:lang w:val="ne_NP" w:bidi="ne_NP"/>
+        </w:rPr>
+      </w:r>
+    </w:p>
+    <w:p>
+      <w:pPr/>
       <w:r>
         <w:rPr>
           <w:lang w:val="ne_NP" w:bidi="ne_NP"/>
@@ -1016,1711 +2036,6 @@
         <w:rPr>
           <w:lang w:val="ne_NP" w:bidi="ne_NP"/>
         </w:rPr>
-        <w:t xml:space="preserve"> अनि यहूदी दन्त्यकथाहरूतिर अथवा सत्यतालाई अस्वीकार गर्ने ती मानिसहरूका आज्ञाहरूतिर ध्यानै नदेऊन्।</w:t>
-      </w:r>
-      <w:r>
-        <w:rPr>
-          <w:lang w:val="ne_NP" w:bidi="ne_NP"/>
-        </w:rPr>
-      </w:r>
-      <w:r>
-        <w:rPr>
-          <w:lang w:val="ne_NP" w:bidi="ne_NP"/>
-        </w:rPr>
-      </w:r>
-    </w:p>
-    <w:p>
-      <w:pPr/>
-      <w:r>
-        <w:rPr>
-          <w:lang w:val="ne_NP" w:bidi="ne_NP"/>
-        </w:rPr>
-      </w:r>
-    </w:p>
-    <w:p>
-      <w:pPr>
-        <w:pStyle w:val="Heading2"/>
-      </w:pPr>
-      <w:r>
-        <w:rPr>
-          <w:lang w:val="ne_NP" w:bidi="ne_NP"/>
-        </w:rPr>
-        <w:t>Titus 1:15</w:t>
-      </w:r>
-      <w:r>
-        <w:rPr>
-          <w:lang w:val="ne_NP" w:bidi="ne_NP"/>
-        </w:rPr>
-      </w:r>
-    </w:p>
-    <w:p>
-      <w:pPr/>
-      <w:r>
-        <w:rPr>
-          <w:lang w:val="ne_NP" w:bidi="ne_NP"/>
-        </w:rPr>
-      </w:r>
-      <w:r>
-        <w:rPr>
-          <w:vertAlign w:val="superscript"/>
-          <w:lang w:val="ne_NP" w:bidi="ne_NP"/>
-        </w:rPr>
-        <w:t>15</w:t>
-      </w:r>
-      <w:r>
-        <w:rPr>
-          <w:lang w:val="ne_NP" w:bidi="ne_NP"/>
-        </w:rPr>
-        <w:t xml:space="preserve"> शुद्ध हृदय भएकाहरूका लागि सबै थोकहरू शुद्ध हुन्छन्; तर जो भ्रष्‍ट छन् र विश्‍वास गर्दैनन्, तिनीहरूका लागि केही पनि शुद्ध हुँदैन। वास्तवमा तिनीहरूका मन र विवेक दुवै भ्रष्‍ट भएका हुन्छन्।</w:t>
-      </w:r>
-      <w:r>
-        <w:rPr>
-          <w:lang w:val="ne_NP" w:bidi="ne_NP"/>
-        </w:rPr>
-      </w:r>
-      <w:r>
-        <w:rPr>
-          <w:lang w:val="ne_NP" w:bidi="ne_NP"/>
-        </w:rPr>
-      </w:r>
-    </w:p>
-    <w:p>
-      <w:pPr/>
-      <w:r>
-        <w:rPr>
-          <w:lang w:val="ne_NP" w:bidi="ne_NP"/>
-        </w:rPr>
-      </w:r>
-    </w:p>
-    <w:p>
-      <w:pPr>
-        <w:pStyle w:val="Heading2"/>
-      </w:pPr>
-      <w:r>
-        <w:rPr>
-          <w:lang w:val="ne_NP" w:bidi="ne_NP"/>
-        </w:rPr>
-        <w:t>Titus 1:16</w:t>
-      </w:r>
-      <w:r>
-        <w:rPr>
-          <w:lang w:val="ne_NP" w:bidi="ne_NP"/>
-        </w:rPr>
-      </w:r>
-    </w:p>
-    <w:p>
-      <w:pPr/>
-      <w:r>
-        <w:rPr>
-          <w:lang w:val="ne_NP" w:bidi="ne_NP"/>
-        </w:rPr>
-      </w:r>
-      <w:r>
-        <w:rPr>
-          <w:vertAlign w:val="superscript"/>
-          <w:lang w:val="ne_NP" w:bidi="ne_NP"/>
-        </w:rPr>
-        <w:t>16</w:t>
-      </w:r>
-      <w:r>
-        <w:rPr>
-          <w:lang w:val="ne_NP" w:bidi="ne_NP"/>
-        </w:rPr>
-        <w:t xml:space="preserve"> तिनीहरूले परमेश्‍वरलाई जान्दछौँ भनी दाबी त गर्छन्, तर आफ्ना कामले भने उहाँलाई इन्कार गर्छन्। तिनीहरू घृणित, अटेरी र कुनै असल काम गर्ने योग्यका छैनन्।</w:t>
-      </w:r>
-      <w:r>
-        <w:rPr>
-          <w:lang w:val="ne_NP" w:bidi="ne_NP"/>
-        </w:rPr>
-      </w:r>
-      <w:r>
-        <w:rPr>
-          <w:lang w:val="ne_NP" w:bidi="ne_NP"/>
-        </w:rPr>
-      </w:r>
-    </w:p>
-    <w:p>
-      <w:pPr/>
-      <w:r>
-        <w:rPr>
-          <w:lang w:val="ne_NP" w:bidi="ne_NP"/>
-        </w:rPr>
-      </w:r>
-    </w:p>
-    <w:p>
-      <w:pPr>
-        <w:pStyle w:val="Heading2"/>
-      </w:pPr>
-      <w:r>
-        <w:rPr>
-          <w:lang w:val="ne_NP" w:bidi="ne_NP"/>
-        </w:rPr>
-        <w:t>Titus 2:1</w:t>
-      </w:r>
-      <w:r>
-        <w:rPr>
-          <w:lang w:val="ne_NP" w:bidi="ne_NP"/>
-        </w:rPr>
-      </w:r>
-    </w:p>
-    <w:p>
-      <w:pPr/>
-      <w:r>
-        <w:rPr>
-          <w:lang w:val="ne_NP" w:bidi="ne_NP"/>
-        </w:rPr>
-      </w:r>
-      <w:r>
-        <w:rPr>
-          <w:vertAlign w:val="superscript"/>
-          <w:lang w:val="ne_NP" w:bidi="ne_NP"/>
-        </w:rPr>
-        <w:t>1</w:t>
-      </w:r>
-      <w:r>
-        <w:rPr>
-          <w:lang w:val="ne_NP" w:bidi="ne_NP"/>
-        </w:rPr>
-        <w:t xml:space="preserve"> तिमीले जे खाँटी शिक्षासित सुहाउँदो छ, त्यही शिक्षाहरू सिकाउनू।</w:t>
-      </w:r>
-      <w:r>
-        <w:rPr>
-          <w:lang w:val="ne_NP" w:bidi="ne_NP"/>
-        </w:rPr>
-      </w:r>
-      <w:r>
-        <w:rPr>
-          <w:lang w:val="ne_NP" w:bidi="ne_NP"/>
-        </w:rPr>
-      </w:r>
-    </w:p>
-    <w:p>
-      <w:pPr/>
-      <w:r>
-        <w:rPr>
-          <w:lang w:val="ne_NP" w:bidi="ne_NP"/>
-        </w:rPr>
-      </w:r>
-    </w:p>
-    <w:p>
-      <w:pPr>
-        <w:pStyle w:val="Heading2"/>
-      </w:pPr>
-      <w:r>
-        <w:rPr>
-          <w:lang w:val="ne_NP" w:bidi="ne_NP"/>
-        </w:rPr>
-        <w:t>Titus 2:2</w:t>
-      </w:r>
-      <w:r>
-        <w:rPr>
-          <w:lang w:val="ne_NP" w:bidi="ne_NP"/>
-        </w:rPr>
-      </w:r>
-    </w:p>
-    <w:p>
-      <w:pPr/>
-      <w:r>
-        <w:rPr>
-          <w:lang w:val="ne_NP" w:bidi="ne_NP"/>
-        </w:rPr>
-      </w:r>
-      <w:r>
-        <w:rPr>
-          <w:vertAlign w:val="superscript"/>
-          <w:lang w:val="ne_NP" w:bidi="ne_NP"/>
-        </w:rPr>
-        <w:t>2</w:t>
-      </w:r>
-      <w:r>
-        <w:rPr>
-          <w:lang w:val="ne_NP" w:bidi="ne_NP"/>
-        </w:rPr>
-        <w:t xml:space="preserve"> वृद्ध मानिसहरूलाई संयमी, आदरका योग्य, आफूलाई अधीनमा राख्न सक्ने, र विश्‍वासमा, प्रेममा र धीरजमा पक्‍का हुन सिकाउनू।</w:t>
-      </w:r>
-      <w:r>
-        <w:rPr>
-          <w:lang w:val="ne_NP" w:bidi="ne_NP"/>
-        </w:rPr>
-      </w:r>
-      <w:r>
-        <w:rPr>
-          <w:lang w:val="ne_NP" w:bidi="ne_NP"/>
-        </w:rPr>
-      </w:r>
-    </w:p>
-    <w:p>
-      <w:pPr/>
-      <w:r>
-        <w:rPr>
-          <w:lang w:val="ne_NP" w:bidi="ne_NP"/>
-        </w:rPr>
-      </w:r>
-    </w:p>
-    <w:p>
-      <w:pPr>
-        <w:pStyle w:val="Heading2"/>
-      </w:pPr>
-      <w:r>
-        <w:rPr>
-          <w:lang w:val="ne_NP" w:bidi="ne_NP"/>
-        </w:rPr>
-        <w:t>Titus 2:3</w:t>
-      </w:r>
-      <w:r>
-        <w:rPr>
-          <w:lang w:val="ne_NP" w:bidi="ne_NP"/>
-        </w:rPr>
-      </w:r>
-    </w:p>
-    <w:p>
-      <w:pPr/>
-      <w:r>
-        <w:rPr>
-          <w:lang w:val="ne_NP" w:bidi="ne_NP"/>
-        </w:rPr>
-      </w:r>
-      <w:r>
-        <w:rPr>
-          <w:vertAlign w:val="superscript"/>
-          <w:lang w:val="ne_NP" w:bidi="ne_NP"/>
-        </w:rPr>
-        <w:t>3</w:t>
-      </w:r>
-      <w:r>
-        <w:rPr>
-          <w:lang w:val="ne_NP" w:bidi="ne_NP"/>
-        </w:rPr>
-        <w:t xml:space="preserve"> त्यसरी नै वृद्ध स्त्रीहरूलाई जीवनका चालहरूमा आदरणीय, निन्दा नगर्ने, मद्यपान नगर्ने, बरु तिनीहरूले अरूहरूलाई असल कुराहरू सिकाउने होऊन्।</w:t>
-      </w:r>
-      <w:r>
-        <w:rPr>
-          <w:lang w:val="ne_NP" w:bidi="ne_NP"/>
-        </w:rPr>
-      </w:r>
-      <w:r>
-        <w:rPr>
-          <w:lang w:val="ne_NP" w:bidi="ne_NP"/>
-        </w:rPr>
-      </w:r>
-    </w:p>
-    <w:p>
-      <w:pPr/>
-      <w:r>
-        <w:rPr>
-          <w:lang w:val="ne_NP" w:bidi="ne_NP"/>
-        </w:rPr>
-      </w:r>
-    </w:p>
-    <w:p>
-      <w:pPr>
-        <w:pStyle w:val="Heading2"/>
-      </w:pPr>
-      <w:r>
-        <w:rPr>
-          <w:lang w:val="ne_NP" w:bidi="ne_NP"/>
-        </w:rPr>
-        <w:t>Titus 2:4</w:t>
-      </w:r>
-      <w:r>
-        <w:rPr>
-          <w:lang w:val="ne_NP" w:bidi="ne_NP"/>
-        </w:rPr>
-      </w:r>
-    </w:p>
-    <w:p>
-      <w:pPr/>
-      <w:r>
-        <w:rPr>
-          <w:lang w:val="ne_NP" w:bidi="ne_NP"/>
-        </w:rPr>
-      </w:r>
-      <w:r>
-        <w:rPr>
-          <w:vertAlign w:val="superscript"/>
-          <w:lang w:val="ne_NP" w:bidi="ne_NP"/>
-        </w:rPr>
-        <w:t>4</w:t>
-      </w:r>
-      <w:r>
-        <w:rPr>
-          <w:lang w:val="ne_NP" w:bidi="ne_NP"/>
-        </w:rPr>
-        <w:t xml:space="preserve"> तब तिनीहरूले तरुणी स्त्रीहरूलाई तिनीहरूका पतिहरू र छोराछोरीहरूलाई प्रेम गर्न,</w:t>
-      </w:r>
-      <w:r>
-        <w:rPr>
-          <w:lang w:val="ne_NP" w:bidi="ne_NP"/>
-        </w:rPr>
-      </w:r>
-      <w:r>
-        <w:rPr>
-          <w:lang w:val="ne_NP" w:bidi="ne_NP"/>
-        </w:rPr>
-      </w:r>
-    </w:p>
-    <w:p>
-      <w:pPr/>
-      <w:r>
-        <w:rPr>
-          <w:lang w:val="ne_NP" w:bidi="ne_NP"/>
-        </w:rPr>
-      </w:r>
-    </w:p>
-    <w:p>
-      <w:pPr>
-        <w:pStyle w:val="Heading2"/>
-      </w:pPr>
-      <w:r>
-        <w:rPr>
-          <w:lang w:val="ne_NP" w:bidi="ne_NP"/>
-        </w:rPr>
-        <w:t>Titus 2:5</w:t>
-      </w:r>
-      <w:r>
-        <w:rPr>
-          <w:lang w:val="ne_NP" w:bidi="ne_NP"/>
-        </w:rPr>
-      </w:r>
-    </w:p>
-    <w:p>
-      <w:pPr/>
-      <w:r>
-        <w:rPr>
-          <w:lang w:val="ne_NP" w:bidi="ne_NP"/>
-        </w:rPr>
-      </w:r>
-      <w:r>
-        <w:rPr>
-          <w:vertAlign w:val="superscript"/>
-          <w:lang w:val="ne_NP" w:bidi="ne_NP"/>
-        </w:rPr>
-        <w:t>5</w:t>
-      </w:r>
-      <w:r>
-        <w:rPr>
-          <w:lang w:val="ne_NP" w:bidi="ne_NP"/>
-        </w:rPr>
-        <w:t xml:space="preserve"> आत्मसंयमी र शुद्ध हुन, घरमा व्यस्त रहन, दयालु हुन र आ-आफ्ना पतिहरूका अधीनमा बस्‍न सिकाऊन्, ताकि कसैले पनि परमेश्‍वरको वचनको निन्दा गर्न नपाओस्।</w:t>
-      </w:r>
-      <w:r>
-        <w:rPr>
-          <w:lang w:val="ne_NP" w:bidi="ne_NP"/>
-        </w:rPr>
-      </w:r>
-      <w:r>
-        <w:rPr>
-          <w:lang w:val="ne_NP" w:bidi="ne_NP"/>
-        </w:rPr>
-      </w:r>
-    </w:p>
-    <w:p>
-      <w:pPr/>
-      <w:r>
-        <w:rPr>
-          <w:lang w:val="ne_NP" w:bidi="ne_NP"/>
-        </w:rPr>
-      </w:r>
-    </w:p>
-    <w:p>
-      <w:pPr>
-        <w:pStyle w:val="Heading2"/>
-      </w:pPr>
-      <w:r>
-        <w:rPr>
-          <w:lang w:val="ne_NP" w:bidi="ne_NP"/>
-        </w:rPr>
-        <w:t>Titus 2:6</w:t>
-      </w:r>
-      <w:r>
-        <w:rPr>
-          <w:lang w:val="ne_NP" w:bidi="ne_NP"/>
-        </w:rPr>
-      </w:r>
-    </w:p>
-    <w:p>
-      <w:pPr/>
-      <w:r>
-        <w:rPr>
-          <w:lang w:val="ne_NP" w:bidi="ne_NP"/>
-        </w:rPr>
-      </w:r>
-      <w:r>
-        <w:rPr>
-          <w:vertAlign w:val="superscript"/>
-          <w:lang w:val="ne_NP" w:bidi="ne_NP"/>
-        </w:rPr>
-        <w:t>6</w:t>
-      </w:r>
-      <w:r>
-        <w:rPr>
-          <w:lang w:val="ne_NP" w:bidi="ne_NP"/>
-        </w:rPr>
-        <w:t xml:space="preserve"> त्यसरी नै जवान मानिसहरूलाई पनि आत्मसंयमी हुन उत्साह देऊ।</w:t>
-      </w:r>
-      <w:r>
-        <w:rPr>
-          <w:lang w:val="ne_NP" w:bidi="ne_NP"/>
-        </w:rPr>
-      </w:r>
-      <w:r>
-        <w:rPr>
-          <w:lang w:val="ne_NP" w:bidi="ne_NP"/>
-        </w:rPr>
-      </w:r>
-    </w:p>
-    <w:p>
-      <w:pPr/>
-      <w:r>
-        <w:rPr>
-          <w:lang w:val="ne_NP" w:bidi="ne_NP"/>
-        </w:rPr>
-      </w:r>
-    </w:p>
-    <w:p>
-      <w:pPr>
-        <w:pStyle w:val="Heading2"/>
-      </w:pPr>
-      <w:r>
-        <w:rPr>
-          <w:lang w:val="ne_NP" w:bidi="ne_NP"/>
-        </w:rPr>
-        <w:t>Titus 2:7</w:t>
-      </w:r>
-      <w:r>
-        <w:rPr>
-          <w:lang w:val="ne_NP" w:bidi="ne_NP"/>
-        </w:rPr>
-      </w:r>
-    </w:p>
-    <w:p>
-      <w:pPr/>
-      <w:r>
-        <w:rPr>
-          <w:lang w:val="ne_NP" w:bidi="ne_NP"/>
-        </w:rPr>
-      </w:r>
-      <w:r>
-        <w:rPr>
-          <w:vertAlign w:val="superscript"/>
-          <w:lang w:val="ne_NP" w:bidi="ne_NP"/>
-        </w:rPr>
-        <w:t>7</w:t>
-      </w:r>
-      <w:r>
-        <w:rPr>
-          <w:lang w:val="ne_NP" w:bidi="ne_NP"/>
-        </w:rPr>
-        <w:t xml:space="preserve"> जे असल छ, सो गरेर हरेक कुरामा तिनीहरूलाई उदाहरण देखाइदेऊ। तिम्रो शिक्षामा इमानदारीता, गम्भीरता देखाऊ।</w:t>
-      </w:r>
-      <w:r>
-        <w:rPr>
-          <w:lang w:val="ne_NP" w:bidi="ne_NP"/>
-        </w:rPr>
-      </w:r>
-      <w:r>
-        <w:rPr>
-          <w:lang w:val="ne_NP" w:bidi="ne_NP"/>
-        </w:rPr>
-      </w:r>
-    </w:p>
-    <w:p>
-      <w:pPr/>
-      <w:r>
-        <w:rPr>
-          <w:lang w:val="ne_NP" w:bidi="ne_NP"/>
-        </w:rPr>
-      </w:r>
-    </w:p>
-    <w:p>
-      <w:pPr>
-        <w:pStyle w:val="Heading2"/>
-      </w:pPr>
-      <w:r>
-        <w:rPr>
-          <w:lang w:val="ne_NP" w:bidi="ne_NP"/>
-        </w:rPr>
-        <w:t>Titus 2:8</w:t>
-      </w:r>
-      <w:r>
-        <w:rPr>
-          <w:lang w:val="ne_NP" w:bidi="ne_NP"/>
-        </w:rPr>
-      </w:r>
-    </w:p>
-    <w:p>
-      <w:pPr/>
-      <w:r>
-        <w:rPr>
-          <w:lang w:val="ne_NP" w:bidi="ne_NP"/>
-        </w:rPr>
-      </w:r>
-      <w:r>
-        <w:rPr>
-          <w:vertAlign w:val="superscript"/>
-          <w:lang w:val="ne_NP" w:bidi="ne_NP"/>
-        </w:rPr>
-        <w:t>8</w:t>
-      </w:r>
-      <w:r>
-        <w:rPr>
-          <w:lang w:val="ne_NP" w:bidi="ne_NP"/>
-        </w:rPr>
-        <w:t xml:space="preserve"> सत्य सिकाऊ, ताकि तिम्रो शिक्षाको खण्डन गर्न नसकियोस्, र हाम्रो विरुद्धमा खराबी बोल्ने कुरा केही नभएकोले हाम्रा विरोधीहरू शर्ममा परून्।</w:t>
-      </w:r>
-      <w:r>
-        <w:rPr>
-          <w:lang w:val="ne_NP" w:bidi="ne_NP"/>
-        </w:rPr>
-      </w:r>
-      <w:r>
-        <w:rPr>
-          <w:lang w:val="ne_NP" w:bidi="ne_NP"/>
-        </w:rPr>
-      </w:r>
-    </w:p>
-    <w:p>
-      <w:pPr/>
-      <w:r>
-        <w:rPr>
-          <w:lang w:val="ne_NP" w:bidi="ne_NP"/>
-        </w:rPr>
-      </w:r>
-    </w:p>
-    <w:p>
-      <w:pPr>
-        <w:pStyle w:val="Heading2"/>
-      </w:pPr>
-      <w:r>
-        <w:rPr>
-          <w:lang w:val="ne_NP" w:bidi="ne_NP"/>
-        </w:rPr>
-        <w:t>Titus 2:9</w:t>
-      </w:r>
-      <w:r>
-        <w:rPr>
-          <w:lang w:val="ne_NP" w:bidi="ne_NP"/>
-        </w:rPr>
-      </w:r>
-    </w:p>
-    <w:p>
-      <w:pPr/>
-      <w:r>
-        <w:rPr>
-          <w:lang w:val="ne_NP" w:bidi="ne_NP"/>
-        </w:rPr>
-      </w:r>
-      <w:r>
-        <w:rPr>
-          <w:vertAlign w:val="superscript"/>
-          <w:lang w:val="ne_NP" w:bidi="ne_NP"/>
-        </w:rPr>
-        <w:t>9</w:t>
-      </w:r>
-      <w:r>
-        <w:rPr>
-          <w:lang w:val="ne_NP" w:bidi="ne_NP"/>
-        </w:rPr>
-        <w:t xml:space="preserve"> सेवकहरूलाई सिकाऊ, हरेक कुरामा तिनीहरू आ-आफ्ना मालिकहरूका अधीनमा बसून्; तिनीहरूलाई प्रसन्‍न राख्न प्रयास गरून्, र जवाफ नफर्काऊन्।</w:t>
-      </w:r>
-      <w:r>
-        <w:rPr>
-          <w:lang w:val="ne_NP" w:bidi="ne_NP"/>
-        </w:rPr>
-      </w:r>
-      <w:r>
-        <w:rPr>
-          <w:lang w:val="ne_NP" w:bidi="ne_NP"/>
-        </w:rPr>
-      </w:r>
-    </w:p>
-    <w:p>
-      <w:pPr/>
-      <w:r>
-        <w:rPr>
-          <w:lang w:val="ne_NP" w:bidi="ne_NP"/>
-        </w:rPr>
-      </w:r>
-    </w:p>
-    <w:p>
-      <w:pPr>
-        <w:pStyle w:val="Heading2"/>
-      </w:pPr>
-      <w:r>
-        <w:rPr>
-          <w:lang w:val="ne_NP" w:bidi="ne_NP"/>
-        </w:rPr>
-        <w:t>Titus 2:10</w:t>
-      </w:r>
-      <w:r>
-        <w:rPr>
-          <w:lang w:val="ne_NP" w:bidi="ne_NP"/>
-        </w:rPr>
-      </w:r>
-    </w:p>
-    <w:p>
-      <w:pPr/>
-      <w:r>
-        <w:rPr>
-          <w:lang w:val="ne_NP" w:bidi="ne_NP"/>
-        </w:rPr>
-      </w:r>
-      <w:r>
-        <w:rPr>
-          <w:vertAlign w:val="superscript"/>
-          <w:lang w:val="ne_NP" w:bidi="ne_NP"/>
-        </w:rPr>
-        <w:t>10</w:t>
-      </w:r>
-      <w:r>
-        <w:rPr>
-          <w:lang w:val="ne_NP" w:bidi="ne_NP"/>
-        </w:rPr>
-        <w:t xml:space="preserve"> तिनीहरूले नचोरून्, तर तिनीहरूमाथि विश्‍वास गर्न सकिन्छ भनी देखाऊन्। तिनीहरूले हरेक कुरामा हाम्रा परमेश्‍वर मुक्तिदाताको शिक्षालाई शोभा बढाऊन्।</w:t>
-      </w:r>
-      <w:r>
-        <w:rPr>
-          <w:lang w:val="ne_NP" w:bidi="ne_NP"/>
-        </w:rPr>
-      </w:r>
-      <w:r>
-        <w:rPr>
-          <w:lang w:val="ne_NP" w:bidi="ne_NP"/>
-        </w:rPr>
-      </w:r>
-    </w:p>
-    <w:p>
-      <w:pPr/>
-      <w:r>
-        <w:rPr>
-          <w:lang w:val="ne_NP" w:bidi="ne_NP"/>
-        </w:rPr>
-      </w:r>
-    </w:p>
-    <w:p>
-      <w:pPr>
-        <w:pStyle w:val="Heading2"/>
-      </w:pPr>
-      <w:r>
-        <w:rPr>
-          <w:lang w:val="ne_NP" w:bidi="ne_NP"/>
-        </w:rPr>
-        <w:t>Titus 2:11</w:t>
-      </w:r>
-      <w:r>
-        <w:rPr>
-          <w:lang w:val="ne_NP" w:bidi="ne_NP"/>
-        </w:rPr>
-      </w:r>
-    </w:p>
-    <w:p>
-      <w:pPr/>
-      <w:r>
-        <w:rPr>
-          <w:lang w:val="ne_NP" w:bidi="ne_NP"/>
-        </w:rPr>
-      </w:r>
-      <w:r>
-        <w:rPr>
-          <w:vertAlign w:val="superscript"/>
-          <w:lang w:val="ne_NP" w:bidi="ne_NP"/>
-        </w:rPr>
-        <w:t>11</w:t>
-      </w:r>
-      <w:r>
-        <w:rPr>
-          <w:lang w:val="ne_NP" w:bidi="ne_NP"/>
-        </w:rPr>
-        <w:t xml:space="preserve"> किनकि सबै मानिसहरूका उद्धारको लागि परमेश्‍वरले आफ्नो अनुग्रह प्रकट गर्नुभएको छ।</w:t>
-      </w:r>
-      <w:r>
-        <w:rPr>
-          <w:lang w:val="ne_NP" w:bidi="ne_NP"/>
-        </w:rPr>
-      </w:r>
-      <w:r>
-        <w:rPr>
-          <w:lang w:val="ne_NP" w:bidi="ne_NP"/>
-        </w:rPr>
-      </w:r>
-    </w:p>
-    <w:p>
-      <w:pPr/>
-      <w:r>
-        <w:rPr>
-          <w:lang w:val="ne_NP" w:bidi="ne_NP"/>
-        </w:rPr>
-      </w:r>
-    </w:p>
-    <w:p>
-      <w:pPr>
-        <w:pStyle w:val="Heading2"/>
-      </w:pPr>
-      <w:r>
-        <w:rPr>
-          <w:lang w:val="ne_NP" w:bidi="ne_NP"/>
-        </w:rPr>
-        <w:t>Titus 2:12</w:t>
-      </w:r>
-      <w:r>
-        <w:rPr>
-          <w:lang w:val="ne_NP" w:bidi="ne_NP"/>
-        </w:rPr>
-      </w:r>
-    </w:p>
-    <w:p>
-      <w:pPr/>
-      <w:r>
-        <w:rPr>
-          <w:lang w:val="ne_NP" w:bidi="ne_NP"/>
-        </w:rPr>
-      </w:r>
-      <w:r>
-        <w:rPr>
-          <w:vertAlign w:val="superscript"/>
-          <w:lang w:val="ne_NP" w:bidi="ne_NP"/>
-        </w:rPr>
-        <w:t>12</w:t>
-      </w:r>
-      <w:r>
-        <w:rPr>
-          <w:lang w:val="ne_NP" w:bidi="ne_NP"/>
-        </w:rPr>
-        <w:t xml:space="preserve"> यो अनुग्रहले हामीलाई भक्तिहीनता र सांसारिक अभिलाषाहरूलाई अस्वीकार गर्न तथा वर्तमान समयमा आत्मसंयम, निर्दोष र भक्तिपूर्ण जीवन जिउन सिकाउँछ;</w:t>
-      </w:r>
-      <w:r>
-        <w:rPr>
-          <w:lang w:val="ne_NP" w:bidi="ne_NP"/>
-        </w:rPr>
-      </w:r>
-      <w:r>
-        <w:rPr>
-          <w:lang w:val="ne_NP" w:bidi="ne_NP"/>
-        </w:rPr>
-      </w:r>
-    </w:p>
-    <w:p>
-      <w:pPr/>
-      <w:r>
-        <w:rPr>
-          <w:lang w:val="ne_NP" w:bidi="ne_NP"/>
-        </w:rPr>
-      </w:r>
-    </w:p>
-    <w:p>
-      <w:pPr>
-        <w:pStyle w:val="Heading2"/>
-      </w:pPr>
-      <w:r>
-        <w:rPr>
-          <w:lang w:val="ne_NP" w:bidi="ne_NP"/>
-        </w:rPr>
-        <w:t>Titus 2:13</w:t>
-      </w:r>
-      <w:r>
-        <w:rPr>
-          <w:lang w:val="ne_NP" w:bidi="ne_NP"/>
-        </w:rPr>
-      </w:r>
-    </w:p>
-    <w:p>
-      <w:pPr/>
-      <w:r>
-        <w:rPr>
-          <w:lang w:val="ne_NP" w:bidi="ne_NP"/>
-        </w:rPr>
-      </w:r>
-      <w:r>
-        <w:rPr>
-          <w:vertAlign w:val="superscript"/>
-          <w:lang w:val="ne_NP" w:bidi="ne_NP"/>
-        </w:rPr>
-        <w:t>13</w:t>
-      </w:r>
-      <w:r>
-        <w:rPr>
-          <w:lang w:val="ne_NP" w:bidi="ne_NP"/>
-        </w:rPr>
-        <w:t xml:space="preserve"> जब हामी त्यो धन्यको आशा अर्थात् हाम्रा महान् परमेश्‍वर र मुक्तिदाता येशू ख्रीष्‍टको महिमाको आगमनको प्रतीक्षा गर्दछौँ,</w:t>
-      </w:r>
-      <w:r>
-        <w:rPr>
-          <w:lang w:val="ne_NP" w:bidi="ne_NP"/>
-        </w:rPr>
-      </w:r>
-      <w:r>
-        <w:rPr>
-          <w:lang w:val="ne_NP" w:bidi="ne_NP"/>
-        </w:rPr>
-      </w:r>
-    </w:p>
-    <w:p>
-      <w:pPr/>
-      <w:r>
-        <w:rPr>
-          <w:lang w:val="ne_NP" w:bidi="ne_NP"/>
-        </w:rPr>
-      </w:r>
-    </w:p>
-    <w:p>
-      <w:pPr>
-        <w:pStyle w:val="Heading2"/>
-      </w:pPr>
-      <w:r>
-        <w:rPr>
-          <w:lang w:val="ne_NP" w:bidi="ne_NP"/>
-        </w:rPr>
-        <w:t>Titus 2:14</w:t>
-      </w:r>
-      <w:r>
-        <w:rPr>
-          <w:lang w:val="ne_NP" w:bidi="ne_NP"/>
-        </w:rPr>
-      </w:r>
-    </w:p>
-    <w:p>
-      <w:pPr/>
-      <w:r>
-        <w:rPr>
-          <w:lang w:val="ne_NP" w:bidi="ne_NP"/>
-        </w:rPr>
-      </w:r>
-      <w:r>
-        <w:rPr>
-          <w:vertAlign w:val="superscript"/>
-          <w:lang w:val="ne_NP" w:bidi="ne_NP"/>
-        </w:rPr>
-        <w:t>14</w:t>
-      </w:r>
-      <w:r>
-        <w:rPr>
-          <w:lang w:val="ne_NP" w:bidi="ne_NP"/>
-        </w:rPr>
-        <w:t xml:space="preserve"> जसले हामीलाई हरेक दुष्‍टताबाट मोल तिरेर उद्धार गर्नलाई र सुकर्ममा जोशिलो भएको आफ्नै निम्ति एक विशेष जातिलाई शुद्ध पार्न आफ्नो प्राण दिनुभयो।</w:t>
-      </w:r>
-      <w:r>
-        <w:rPr>
-          <w:lang w:val="ne_NP" w:bidi="ne_NP"/>
-        </w:rPr>
-      </w:r>
-      <w:r>
-        <w:rPr>
-          <w:lang w:val="ne_NP" w:bidi="ne_NP"/>
-        </w:rPr>
-      </w:r>
-    </w:p>
-    <w:p>
-      <w:pPr/>
-      <w:r>
-        <w:rPr>
-          <w:lang w:val="ne_NP" w:bidi="ne_NP"/>
-        </w:rPr>
-      </w:r>
-    </w:p>
-    <w:p>
-      <w:pPr>
-        <w:pStyle w:val="Heading2"/>
-      </w:pPr>
-      <w:r>
-        <w:rPr>
-          <w:lang w:val="ne_NP" w:bidi="ne_NP"/>
-        </w:rPr>
-        <w:t>Titus 2:15</w:t>
-      </w:r>
-      <w:r>
-        <w:rPr>
-          <w:lang w:val="ne_NP" w:bidi="ne_NP"/>
-        </w:rPr>
-      </w:r>
-    </w:p>
-    <w:p>
-      <w:pPr/>
-      <w:r>
-        <w:rPr>
-          <w:lang w:val="ne_NP" w:bidi="ne_NP"/>
-        </w:rPr>
-      </w:r>
-      <w:r>
-        <w:rPr>
-          <w:vertAlign w:val="superscript"/>
-          <w:lang w:val="ne_NP" w:bidi="ne_NP"/>
-        </w:rPr>
-        <w:t>15</w:t>
-      </w:r>
-      <w:r>
-        <w:rPr>
-          <w:lang w:val="ne_NP" w:bidi="ne_NP"/>
-        </w:rPr>
-        <w:t xml:space="preserve"> यसकारण यी कुराहरू तिमीले विश्‍वासीहरूलाई उत्साहकासाथ सिकाउनैपर्छ। सम्पूर्ण अधिकारसहित तिनीहरूलाई अर्ती देऊ र हप्काऊ, कसैले तिमीलाई अवहेलना नगरोस्।</w:t>
-      </w:r>
-      <w:r>
-        <w:rPr>
-          <w:lang w:val="ne_NP" w:bidi="ne_NP"/>
-        </w:rPr>
-      </w:r>
-      <w:r>
-        <w:rPr>
-          <w:lang w:val="ne_NP" w:bidi="ne_NP"/>
-        </w:rPr>
-      </w:r>
-    </w:p>
-    <w:p>
-      <w:pPr/>
-      <w:r>
-        <w:rPr>
-          <w:lang w:val="ne_NP" w:bidi="ne_NP"/>
-        </w:rPr>
-      </w:r>
-    </w:p>
-    <w:p>
-      <w:pPr>
-        <w:pStyle w:val="Heading2"/>
-      </w:pPr>
-      <w:r>
-        <w:rPr>
-          <w:lang w:val="ne_NP" w:bidi="ne_NP"/>
-        </w:rPr>
-        <w:t>Titus 3:1</w:t>
-      </w:r>
-      <w:r>
-        <w:rPr>
-          <w:lang w:val="ne_NP" w:bidi="ne_NP"/>
-        </w:rPr>
-      </w:r>
-    </w:p>
-    <w:p>
-      <w:pPr/>
-      <w:r>
-        <w:rPr>
-          <w:lang w:val="ne_NP" w:bidi="ne_NP"/>
-        </w:rPr>
-      </w:r>
-      <w:r>
-        <w:rPr>
-          <w:vertAlign w:val="superscript"/>
-          <w:lang w:val="ne_NP" w:bidi="ne_NP"/>
-        </w:rPr>
-        <w:t>1</w:t>
-      </w:r>
-      <w:r>
-        <w:rPr>
-          <w:lang w:val="ne_NP" w:bidi="ne_NP"/>
-        </w:rPr>
-        <w:t xml:space="preserve"> शासकहरू तथा अख्तियारवालाहरूको अधीनमा बस्‍नू; आज्ञाकारी हुनू, जे असल छ, सो गर्नू भनी तिनीहरूलाई सम्झना गराउनू।</w:t>
-      </w:r>
-      <w:r>
-        <w:rPr>
-          <w:lang w:val="ne_NP" w:bidi="ne_NP"/>
-        </w:rPr>
-      </w:r>
-      <w:r>
-        <w:rPr>
-          <w:lang w:val="ne_NP" w:bidi="ne_NP"/>
-        </w:rPr>
-      </w:r>
-    </w:p>
-    <w:p>
-      <w:pPr/>
-      <w:r>
-        <w:rPr>
-          <w:lang w:val="ne_NP" w:bidi="ne_NP"/>
-        </w:rPr>
-      </w:r>
-    </w:p>
-    <w:p>
-      <w:pPr>
-        <w:pStyle w:val="Heading2"/>
-      </w:pPr>
-      <w:r>
-        <w:rPr>
-          <w:lang w:val="ne_NP" w:bidi="ne_NP"/>
-        </w:rPr>
-        <w:t>Titus 3:2</w:t>
-      </w:r>
-      <w:r>
-        <w:rPr>
-          <w:lang w:val="ne_NP" w:bidi="ne_NP"/>
-        </w:rPr>
-      </w:r>
-    </w:p>
-    <w:p>
-      <w:pPr/>
-      <w:r>
-        <w:rPr>
-          <w:lang w:val="ne_NP" w:bidi="ne_NP"/>
-        </w:rPr>
-      </w:r>
-      <w:r>
-        <w:rPr>
-          <w:vertAlign w:val="superscript"/>
-          <w:lang w:val="ne_NP" w:bidi="ne_NP"/>
-        </w:rPr>
-        <w:t>2</w:t>
-      </w:r>
-      <w:r>
-        <w:rPr>
-          <w:lang w:val="ne_NP" w:bidi="ne_NP"/>
-        </w:rPr>
-        <w:t xml:space="preserve"> तिनीहरूले कसैको बदनामी नगरून्, मिलापमा रहून्, विचारशील होऊन् र सधैँ सबै मानिसहरूप्रति नम्रता देखाऊन्।</w:t>
-      </w:r>
-      <w:r>
-        <w:rPr>
-          <w:lang w:val="ne_NP" w:bidi="ne_NP"/>
-        </w:rPr>
-      </w:r>
-      <w:r>
-        <w:rPr>
-          <w:lang w:val="ne_NP" w:bidi="ne_NP"/>
-        </w:rPr>
-      </w:r>
-    </w:p>
-    <w:p>
-      <w:pPr/>
-      <w:r>
-        <w:rPr>
-          <w:lang w:val="ne_NP" w:bidi="ne_NP"/>
-        </w:rPr>
-      </w:r>
-    </w:p>
-    <w:p>
-      <w:pPr>
-        <w:pStyle w:val="Heading2"/>
-      </w:pPr>
-      <w:r>
-        <w:rPr>
-          <w:lang w:val="ne_NP" w:bidi="ne_NP"/>
-        </w:rPr>
-        <w:t>Titus 3:3</w:t>
-      </w:r>
-      <w:r>
-        <w:rPr>
-          <w:lang w:val="ne_NP" w:bidi="ne_NP"/>
-        </w:rPr>
-      </w:r>
-    </w:p>
-    <w:p>
-      <w:pPr/>
-      <w:r>
-        <w:rPr>
-          <w:lang w:val="ne_NP" w:bidi="ne_NP"/>
-        </w:rPr>
-      </w:r>
-      <w:r>
-        <w:rPr>
-          <w:vertAlign w:val="superscript"/>
-          <w:lang w:val="ne_NP" w:bidi="ne_NP"/>
-        </w:rPr>
-        <w:t>3</w:t>
-      </w:r>
-      <w:r>
-        <w:rPr>
-          <w:lang w:val="ne_NP" w:bidi="ne_NP"/>
-        </w:rPr>
-        <w:t xml:space="preserve"> कुनै समय हामी पनि मूर्ख, अनाज्ञाकारी, सबै किसिमका अभिलाषा र सुख-विलासद्वारा ठगिएका र सेवक बनाइएका थियौँ। हामी द्वेष र डाहमा जिउने, घृणा गरिएका र एक-अर्कालाई घृणा गर्नेहरू थियौँ।</w:t>
-      </w:r>
-      <w:r>
-        <w:rPr>
-          <w:lang w:val="ne_NP" w:bidi="ne_NP"/>
-        </w:rPr>
-      </w:r>
-      <w:r>
-        <w:rPr>
-          <w:lang w:val="ne_NP" w:bidi="ne_NP"/>
-        </w:rPr>
-      </w:r>
-    </w:p>
-    <w:p>
-      <w:pPr/>
-      <w:r>
-        <w:rPr>
-          <w:lang w:val="ne_NP" w:bidi="ne_NP"/>
-        </w:rPr>
-      </w:r>
-    </w:p>
-    <w:p>
-      <w:pPr>
-        <w:pStyle w:val="Heading2"/>
-      </w:pPr>
-      <w:r>
-        <w:rPr>
-          <w:lang w:val="ne_NP" w:bidi="ne_NP"/>
-        </w:rPr>
-        <w:t>Titus 3:4</w:t>
-      </w:r>
-      <w:r>
-        <w:rPr>
-          <w:lang w:val="ne_NP" w:bidi="ne_NP"/>
-        </w:rPr>
-      </w:r>
-    </w:p>
-    <w:p>
-      <w:pPr/>
-      <w:r>
-        <w:rPr>
-          <w:lang w:val="ne_NP" w:bidi="ne_NP"/>
-        </w:rPr>
-      </w:r>
-      <w:r>
-        <w:rPr>
-          <w:vertAlign w:val="superscript"/>
-          <w:lang w:val="ne_NP" w:bidi="ne_NP"/>
-        </w:rPr>
-        <w:t>4</w:t>
-      </w:r>
-      <w:r>
-        <w:rPr>
-          <w:lang w:val="ne_NP" w:bidi="ne_NP"/>
-        </w:rPr>
-        <w:t xml:space="preserve"> तर जब हाम्रा मुक्तिदाता परमेश्‍वरको दया र प्रेम देखा पर्‍यो,</w:t>
-      </w:r>
-      <w:r>
-        <w:rPr>
-          <w:lang w:val="ne_NP" w:bidi="ne_NP"/>
-        </w:rPr>
-      </w:r>
-      <w:r>
-        <w:rPr>
-          <w:lang w:val="ne_NP" w:bidi="ne_NP"/>
-        </w:rPr>
-      </w:r>
-    </w:p>
-    <w:p>
-      <w:pPr/>
-      <w:r>
-        <w:rPr>
-          <w:lang w:val="ne_NP" w:bidi="ne_NP"/>
-        </w:rPr>
-      </w:r>
-    </w:p>
-    <w:p>
-      <w:pPr>
-        <w:pStyle w:val="Heading2"/>
-      </w:pPr>
-      <w:r>
-        <w:rPr>
-          <w:lang w:val="ne_NP" w:bidi="ne_NP"/>
-        </w:rPr>
-        <w:t>Titus 3:5</w:t>
-      </w:r>
-      <w:r>
-        <w:rPr>
-          <w:lang w:val="ne_NP" w:bidi="ne_NP"/>
-        </w:rPr>
-      </w:r>
-    </w:p>
-    <w:p>
-      <w:pPr/>
-      <w:r>
-        <w:rPr>
-          <w:lang w:val="ne_NP" w:bidi="ne_NP"/>
-        </w:rPr>
-      </w:r>
-      <w:r>
-        <w:rPr>
-          <w:vertAlign w:val="superscript"/>
-          <w:lang w:val="ne_NP" w:bidi="ne_NP"/>
-        </w:rPr>
-        <w:t>5</w:t>
-      </w:r>
-      <w:r>
-        <w:rPr>
-          <w:lang w:val="ne_NP" w:bidi="ne_NP"/>
-        </w:rPr>
-        <w:t xml:space="preserve"> तब उहाँले आफ्ना कृपाको कारण हामीलाई बचाउनुभयो; हामीले गरेका असल कामहरूको कारणले होइन। उहाँले हामीलाई पुनरुत्थानको स्‍नान र पवित्र आत्माको नवीकरणद्वारा बचाउनुभयो,</w:t>
-      </w:r>
-      <w:r>
-        <w:rPr>
-          <w:lang w:val="ne_NP" w:bidi="ne_NP"/>
-        </w:rPr>
-      </w:r>
-      <w:r>
-        <w:rPr>
-          <w:lang w:val="ne_NP" w:bidi="ne_NP"/>
-        </w:rPr>
-      </w:r>
-    </w:p>
-    <w:p>
-      <w:pPr/>
-      <w:r>
-        <w:rPr>
-          <w:lang w:val="ne_NP" w:bidi="ne_NP"/>
-        </w:rPr>
-      </w:r>
-    </w:p>
-    <w:p>
-      <w:pPr>
-        <w:pStyle w:val="Heading2"/>
-      </w:pPr>
-      <w:r>
-        <w:rPr>
-          <w:lang w:val="ne_NP" w:bidi="ne_NP"/>
-        </w:rPr>
-        <w:t>Titus 3:6</w:t>
-      </w:r>
-      <w:r>
-        <w:rPr>
-          <w:lang w:val="ne_NP" w:bidi="ne_NP"/>
-        </w:rPr>
-      </w:r>
-    </w:p>
-    <w:p>
-      <w:pPr/>
-      <w:r>
-        <w:rPr>
-          <w:lang w:val="ne_NP" w:bidi="ne_NP"/>
-        </w:rPr>
-      </w:r>
-      <w:r>
-        <w:rPr>
-          <w:vertAlign w:val="superscript"/>
-          <w:lang w:val="ne_NP" w:bidi="ne_NP"/>
-        </w:rPr>
-        <w:t>6</w:t>
-      </w:r>
-      <w:r>
-        <w:rPr>
-          <w:lang w:val="ne_NP" w:bidi="ne_NP"/>
-        </w:rPr>
-        <w:t xml:space="preserve"> जुन आत्मालाई उहाँले हाम्रा मुक्तिदाता येशू ख्रीष्‍टद्वारा हामीमा प्रशस्त गरी खन्याउनुभयो।</w:t>
-      </w:r>
-      <w:r>
-        <w:rPr>
-          <w:lang w:val="ne_NP" w:bidi="ne_NP"/>
-        </w:rPr>
-      </w:r>
-      <w:r>
-        <w:rPr>
-          <w:lang w:val="ne_NP" w:bidi="ne_NP"/>
-        </w:rPr>
-      </w:r>
-    </w:p>
-    <w:p>
-      <w:pPr/>
-      <w:r>
-        <w:rPr>
-          <w:lang w:val="ne_NP" w:bidi="ne_NP"/>
-        </w:rPr>
-      </w:r>
-    </w:p>
-    <w:p>
-      <w:pPr>
-        <w:pStyle w:val="Heading2"/>
-      </w:pPr>
-      <w:r>
-        <w:rPr>
-          <w:lang w:val="ne_NP" w:bidi="ne_NP"/>
-        </w:rPr>
-        <w:t>Titus 3:7</w:t>
-      </w:r>
-      <w:r>
-        <w:rPr>
-          <w:lang w:val="ne_NP" w:bidi="ne_NP"/>
-        </w:rPr>
-      </w:r>
-    </w:p>
-    <w:p>
-      <w:pPr/>
-      <w:r>
-        <w:rPr>
-          <w:lang w:val="ne_NP" w:bidi="ne_NP"/>
-        </w:rPr>
-      </w:r>
-      <w:r>
-        <w:rPr>
-          <w:vertAlign w:val="superscript"/>
-          <w:lang w:val="ne_NP" w:bidi="ne_NP"/>
-        </w:rPr>
-        <w:t>7</w:t>
-      </w:r>
-      <w:r>
-        <w:rPr>
-          <w:lang w:val="ne_NP" w:bidi="ne_NP"/>
-        </w:rPr>
-        <w:t xml:space="preserve"> उहाँको अनुग्रहद्वारा हामीलाई धर्मी ठहराउनुभयो र अनन्त जीवनको उत्तराधिकारी हुनेछौँ भन्‍ने आशा दिनुभयो।</w:t>
-      </w:r>
-      <w:r>
-        <w:rPr>
-          <w:lang w:val="ne_NP" w:bidi="ne_NP"/>
-        </w:rPr>
-      </w:r>
-      <w:r>
-        <w:rPr>
-          <w:lang w:val="ne_NP" w:bidi="ne_NP"/>
-        </w:rPr>
-      </w:r>
-    </w:p>
-    <w:p>
-      <w:pPr/>
-      <w:r>
-        <w:rPr>
-          <w:lang w:val="ne_NP" w:bidi="ne_NP"/>
-        </w:rPr>
-      </w:r>
-    </w:p>
-    <w:p>
-      <w:pPr>
-        <w:pStyle w:val="Heading2"/>
-      </w:pPr>
-      <w:r>
-        <w:rPr>
-          <w:lang w:val="ne_NP" w:bidi="ne_NP"/>
-        </w:rPr>
-        <w:t>Titus 3:8</w:t>
-      </w:r>
-      <w:r>
-        <w:rPr>
-          <w:lang w:val="ne_NP" w:bidi="ne_NP"/>
-        </w:rPr>
-      </w:r>
-    </w:p>
-    <w:p>
-      <w:pPr/>
-      <w:r>
-        <w:rPr>
-          <w:lang w:val="ne_NP" w:bidi="ne_NP"/>
-        </w:rPr>
-      </w:r>
-      <w:r>
-        <w:rPr>
-          <w:vertAlign w:val="superscript"/>
-          <w:lang w:val="ne_NP" w:bidi="ne_NP"/>
-        </w:rPr>
-        <w:t>8</w:t>
-      </w:r>
-      <w:r>
-        <w:rPr>
-          <w:lang w:val="ne_NP" w:bidi="ne_NP"/>
-        </w:rPr>
-        <w:t xml:space="preserve"> यो भनाइ विश्‍वासयोग्य छ। तिमीले यी कुराहरूमा जोड दिएको म चाहन्छु, जसले परमेश्‍वरमा भरोसा राखेका छन्, तिनीहरूले जे असल छ, सो गर्नमा आफूलाई लगाऊन्। यी कुराहरू हरेकको लागि अति उत्तम र लाभदायक छन्।</w:t>
-      </w:r>
-      <w:r>
-        <w:rPr>
-          <w:lang w:val="ne_NP" w:bidi="ne_NP"/>
-        </w:rPr>
-      </w:r>
-      <w:r>
-        <w:rPr>
-          <w:lang w:val="ne_NP" w:bidi="ne_NP"/>
-        </w:rPr>
-      </w:r>
-    </w:p>
-    <w:p>
-      <w:pPr/>
-      <w:r>
-        <w:rPr>
-          <w:lang w:val="ne_NP" w:bidi="ne_NP"/>
-        </w:rPr>
-      </w:r>
-    </w:p>
-    <w:p>
-      <w:pPr>
-        <w:pStyle w:val="Heading2"/>
-      </w:pPr>
-      <w:r>
-        <w:rPr>
-          <w:lang w:val="ne_NP" w:bidi="ne_NP"/>
-        </w:rPr>
-        <w:t>Titus 3:9</w:t>
-      </w:r>
-      <w:r>
-        <w:rPr>
-          <w:lang w:val="ne_NP" w:bidi="ne_NP"/>
-        </w:rPr>
-      </w:r>
-    </w:p>
-    <w:p>
-      <w:pPr/>
-      <w:r>
-        <w:rPr>
-          <w:lang w:val="ne_NP" w:bidi="ne_NP"/>
-        </w:rPr>
-      </w:r>
-      <w:r>
-        <w:rPr>
-          <w:vertAlign w:val="superscript"/>
-          <w:lang w:val="ne_NP" w:bidi="ne_NP"/>
-        </w:rPr>
-        <w:t>9</w:t>
-      </w:r>
-      <w:r>
-        <w:rPr>
-          <w:lang w:val="ne_NP" w:bidi="ne_NP"/>
-        </w:rPr>
-        <w:t xml:space="preserve"> तर मूर्खतापूर्ण विवादहरू, वंशावलीहरूका महानताको बारेमा कुरा गर्न, व्यवस्थाबारे तर्कवितर्क गर्न र झगडाहरूबाट अलग बस; किनकि यी बेफाइदा र व्यर्थका हुन्।</w:t>
-      </w:r>
-      <w:r>
-        <w:rPr>
-          <w:lang w:val="ne_NP" w:bidi="ne_NP"/>
-        </w:rPr>
-      </w:r>
-      <w:r>
-        <w:rPr>
-          <w:lang w:val="ne_NP" w:bidi="ne_NP"/>
-        </w:rPr>
-      </w:r>
-    </w:p>
-    <w:p>
-      <w:pPr/>
-      <w:r>
-        <w:rPr>
-          <w:lang w:val="ne_NP" w:bidi="ne_NP"/>
-        </w:rPr>
-      </w:r>
-    </w:p>
-    <w:p>
-      <w:pPr>
-        <w:pStyle w:val="Heading2"/>
-      </w:pPr>
-      <w:r>
-        <w:rPr>
-          <w:lang w:val="ne_NP" w:bidi="ne_NP"/>
-        </w:rPr>
-        <w:t>Titus 3:10</w:t>
-      </w:r>
-      <w:r>
-        <w:rPr>
-          <w:lang w:val="ne_NP" w:bidi="ne_NP"/>
-        </w:rPr>
-      </w:r>
-    </w:p>
-    <w:p>
-      <w:pPr/>
-      <w:r>
-        <w:rPr>
-          <w:lang w:val="ne_NP" w:bidi="ne_NP"/>
-        </w:rPr>
-      </w:r>
-      <w:r>
-        <w:rPr>
-          <w:vertAlign w:val="superscript"/>
-          <w:lang w:val="ne_NP" w:bidi="ne_NP"/>
-        </w:rPr>
-        <w:t>10</w:t>
-      </w:r>
-      <w:r>
-        <w:rPr>
-          <w:lang w:val="ne_NP" w:bidi="ne_NP"/>
-        </w:rPr>
-        <w:t xml:space="preserve"> विभाजन ल्याउने व्यक्तिहरूलाई दुई पटकसम्म चेतावनी देऊ; त्यसपछि तिनीहरूसित तिमीहरूको कुनै सम्बन्ध नहोस्।</w:t>
-      </w:r>
-      <w:r>
-        <w:rPr>
-          <w:lang w:val="ne_NP" w:bidi="ne_NP"/>
-        </w:rPr>
-      </w:r>
-      <w:r>
-        <w:rPr>
-          <w:lang w:val="ne_NP" w:bidi="ne_NP"/>
-        </w:rPr>
-      </w:r>
-    </w:p>
-    <w:p>
-      <w:pPr/>
-      <w:r>
-        <w:rPr>
-          <w:lang w:val="ne_NP" w:bidi="ne_NP"/>
-        </w:rPr>
-      </w:r>
-    </w:p>
-    <w:p>
-      <w:pPr>
-        <w:pStyle w:val="Heading2"/>
-      </w:pPr>
-      <w:r>
-        <w:rPr>
-          <w:lang w:val="ne_NP" w:bidi="ne_NP"/>
-        </w:rPr>
-        <w:t>Titus 3:11</w:t>
-      </w:r>
-      <w:r>
-        <w:rPr>
-          <w:lang w:val="ne_NP" w:bidi="ne_NP"/>
-        </w:rPr>
-      </w:r>
-    </w:p>
-    <w:p>
-      <w:pPr/>
-      <w:r>
-        <w:rPr>
-          <w:lang w:val="ne_NP" w:bidi="ne_NP"/>
-        </w:rPr>
-      </w:r>
-      <w:r>
-        <w:rPr>
-          <w:vertAlign w:val="superscript"/>
-          <w:lang w:val="ne_NP" w:bidi="ne_NP"/>
-        </w:rPr>
-        <w:t>11</w:t>
-      </w:r>
-      <w:r>
-        <w:rPr>
-          <w:lang w:val="ne_NP" w:bidi="ne_NP"/>
-        </w:rPr>
-        <w:t xml:space="preserve"> तिमीलाई यो थाहै छ, यस्ता मानिसहरू पापमा लागेका हुन्छन्; अनि तिनीहरूका आफ्नै पापले तिनीहरूलाई दोषी ठहराउँछ।</w:t>
-      </w:r>
-      <w:r>
-        <w:rPr>
-          <w:lang w:val="ne_NP" w:bidi="ne_NP"/>
-        </w:rPr>
-      </w:r>
-      <w:r>
-        <w:rPr>
-          <w:lang w:val="ne_NP" w:bidi="ne_NP"/>
-        </w:rPr>
-      </w:r>
-    </w:p>
-    <w:p>
-      <w:pPr/>
-      <w:r>
-        <w:rPr>
-          <w:lang w:val="ne_NP" w:bidi="ne_NP"/>
-        </w:rPr>
-      </w:r>
-    </w:p>
-    <w:p>
-      <w:pPr>
-        <w:pStyle w:val="Heading2"/>
-      </w:pPr>
-      <w:r>
-        <w:rPr>
-          <w:lang w:val="ne_NP" w:bidi="ne_NP"/>
-        </w:rPr>
-        <w:t>Titus 3:12</w:t>
-      </w:r>
-      <w:r>
-        <w:rPr>
-          <w:lang w:val="ne_NP" w:bidi="ne_NP"/>
-        </w:rPr>
-      </w:r>
-    </w:p>
-    <w:p>
-      <w:pPr/>
-      <w:r>
-        <w:rPr>
-          <w:lang w:val="ne_NP" w:bidi="ne_NP"/>
-        </w:rPr>
-      </w:r>
-      <w:r>
-        <w:rPr>
-          <w:vertAlign w:val="superscript"/>
-          <w:lang w:val="ne_NP" w:bidi="ne_NP"/>
-        </w:rPr>
-        <w:t>12</w:t>
-      </w:r>
-      <w:r>
-        <w:rPr>
-          <w:lang w:val="ne_NP" w:bidi="ne_NP"/>
-        </w:rPr>
-        <w:t xml:space="preserve"> जब मैले अर्तिमास अथवा तुखिकसलाई तिमीकहाँ पठाउँछु, तब तिमी मकहाँ निकोपोलिसमा आउन सकभर प्रयास गर; किनकि मैले त्यहाँ हिउँद कटाउने निश्‍चय गरेको छु।</w:t>
-      </w:r>
-      <w:r>
-        <w:rPr>
-          <w:lang w:val="ne_NP" w:bidi="ne_NP"/>
-        </w:rPr>
-      </w:r>
-      <w:r>
-        <w:rPr>
-          <w:lang w:val="ne_NP" w:bidi="ne_NP"/>
-        </w:rPr>
-      </w:r>
-    </w:p>
-    <w:p>
-      <w:pPr/>
-      <w:r>
-        <w:rPr>
-          <w:lang w:val="ne_NP" w:bidi="ne_NP"/>
-        </w:rPr>
-      </w:r>
-    </w:p>
-    <w:p>
-      <w:pPr>
-        <w:pStyle w:val="Heading2"/>
-      </w:pPr>
-      <w:r>
-        <w:rPr>
-          <w:lang w:val="ne_NP" w:bidi="ne_NP"/>
-        </w:rPr>
-        <w:t>Titus 3:13</w:t>
-      </w:r>
-      <w:r>
-        <w:rPr>
-          <w:lang w:val="ne_NP" w:bidi="ne_NP"/>
-        </w:rPr>
-      </w:r>
-    </w:p>
-    <w:p>
-      <w:pPr/>
-      <w:r>
-        <w:rPr>
-          <w:lang w:val="ne_NP" w:bidi="ne_NP"/>
-        </w:rPr>
-      </w:r>
-      <w:r>
-        <w:rPr>
-          <w:vertAlign w:val="superscript"/>
-          <w:lang w:val="ne_NP" w:bidi="ne_NP"/>
-        </w:rPr>
-        <w:t>13</w:t>
-      </w:r>
-      <w:r>
-        <w:rPr>
-          <w:lang w:val="ne_NP" w:bidi="ne_NP"/>
-        </w:rPr>
-        <w:t xml:space="preserve"> कानुनविद् जेनास र अपोल्‍लोसलाई यात्रामा सहायता दिनलाई भरमग्दूर प्रयत्न गर; ताकि तिनीहरूलाई आवश्यक पर्ने हरेक थोक प्राप्‍त होस्।</w:t>
-      </w:r>
-      <w:r>
-        <w:rPr>
-          <w:lang w:val="ne_NP" w:bidi="ne_NP"/>
-        </w:rPr>
-      </w:r>
-      <w:r>
-        <w:rPr>
-          <w:lang w:val="ne_NP" w:bidi="ne_NP"/>
-        </w:rPr>
-      </w:r>
-    </w:p>
-    <w:p>
-      <w:pPr/>
-      <w:r>
-        <w:rPr>
-          <w:lang w:val="ne_NP" w:bidi="ne_NP"/>
-        </w:rPr>
-      </w:r>
-    </w:p>
-    <w:p>
-      <w:pPr>
-        <w:pStyle w:val="Heading2"/>
-      </w:pPr>
-      <w:r>
-        <w:rPr>
-          <w:lang w:val="ne_NP" w:bidi="ne_NP"/>
-        </w:rPr>
-        <w:t>Titus 3:14</w:t>
-      </w:r>
-      <w:r>
-        <w:rPr>
-          <w:lang w:val="ne_NP" w:bidi="ne_NP"/>
-        </w:rPr>
-      </w:r>
-    </w:p>
-    <w:p>
-      <w:pPr/>
-      <w:r>
-        <w:rPr>
-          <w:lang w:val="ne_NP" w:bidi="ne_NP"/>
-        </w:rPr>
-      </w:r>
-      <w:r>
-        <w:rPr>
-          <w:vertAlign w:val="superscript"/>
-          <w:lang w:val="ne_NP" w:bidi="ne_NP"/>
-        </w:rPr>
-        <w:t>14</w:t>
-      </w:r>
-      <w:r>
-        <w:rPr>
-          <w:lang w:val="ne_NP" w:bidi="ne_NP"/>
-        </w:rPr>
         <w:t xml:space="preserve"> जे असल छ, हाम्रा मानिसहरूले त्यो गर्न सिकून्, ताकि नभई नहुने खाँचोहरूका लागि तिनीहरूले मदत दिन सकून्; अनि तिनीहरूका जीवन निष्फल नहोस्।</w:t>
       </w:r>
       <w:r>
@@ -2736,22 +2051,6 @@
     </w:p>
     <w:p>
       <w:pPr/>
-      <w:r>
-        <w:rPr>
-          <w:lang w:val="ne_NP" w:bidi="ne_NP"/>
-        </w:rPr>
-      </w:r>
-    </w:p>
-    <w:p>
-      <w:pPr>
-        <w:pStyle w:val="Heading2"/>
-      </w:pPr>
-      <w:r>
-        <w:rPr>
-          <w:lang w:val="ne_NP" w:bidi="ne_NP"/>
-        </w:rPr>
-        <w:t>Titus 3:15</w:t>
-      </w:r>
       <w:r>
         <w:rPr>
           <w:lang w:val="ne_NP" w:bidi="ne_NP"/>

--- a/nep/docx/56.content.docx
+++ b/nep/docx/56.content.docx
@@ -28,22 +28,6 @@
       </w:r>
     </w:p>
     <w:p>
-      <w:pPr>
-        <w:pStyle w:val="Heading2"/>
-      </w:pPr>
-      <w:r>
-        <w:rPr>
-          <w:lang w:val="ne_NP" w:bidi="ne_NP"/>
-        </w:rPr>
-        <w:t>License Information</w:t>
-      </w:r>
-      <w:r>
-        <w:rPr>
-          <w:lang w:val="ne_NP" w:bidi="ne_NP"/>
-        </w:rPr>
-      </w:r>
-    </w:p>
-    <w:p>
       <w:pPr/>
       <w:r>
         <w:rPr>
@@ -61,13 +45,7 @@
         <w:rPr>
           <w:lang w:val="ne_NP" w:bidi="ne_NP"/>
         </w:rPr>
-        <w:t xml:space="preserve"> (Nepali) is based on</w:t>
-      </w:r>
-      <w:r>
-        <w:rPr>
-          <w:lang w:val="ne_NP" w:bidi="ne_NP"/>
-        </w:rPr>
-        <w:t xml:space="preserve">: </w:t>
+        <w:t xml:space="preserve"> (Nepali) is based on: </w:t>
       </w:r>
       <w:r>
         <w:rPr>
@@ -188,19 +166,6 @@
       <w:pPr>
         <w:pStyle w:val="Heading2"/>
       </w:pPr>
-      <w:r>
-        <w:rPr>
-          <w:lang w:val="ne_NP" w:bidi="ne_NP"/>
-        </w:rPr>
-      </w:r>
-    </w:p>
-    <w:p>
-      <w:pPr/>
-      <w:r>
-        <w:rPr>
-          <w:lang w:val="ne_NP" w:bidi="ne_NP"/>
-        </w:rPr>
-      </w:r>
       <w:r>
         <w:rPr>
           <w:lang w:val="ne_NP" w:bidi="ne_NP"/>
